--- a/protqc/inst/extdata/quartet_template.docx
+++ b/protqc/inst/extdata/quartet_template.docx
@@ -1,28 +1,43 @@
 
 <file path=word/document.xml><?xml version="1.0" encoding="utf-8"?>
-<w:document xmlns:wpc="http://schemas.microsoft.com/office/word/2010/wordprocessingCanvas" xmlns:mc="http://schemas.openxmlformats.org/markup-compatibility/2006" xmlns:o="urn:schemas-microsoft-com:office:office" xmlns:r="http://schemas.openxmlformats.org/officeDocument/2006/relationships" xmlns:m="http://schemas.openxmlformats.org/officeDocument/2006/math" xmlns:v="urn:schemas-microsoft-com:vml" xmlns:wp14="http://schemas.microsoft.com/office/word/2010/wordprocessingDrawing" xmlns:wp="http://schemas.openxmlformats.org/drawingml/2006/wordprocessingDrawing" xmlns:w="http://schemas.openxmlformats.org/wordprocessingml/2006/main" xmlns:w14="http://schemas.microsoft.com/office/word/2010/wordml" xmlns:w10="urn:schemas-microsoft-com:office:word" xmlns:w15="http://schemas.microsoft.com/office/word/2012/wordml" xmlns:wpg="http://schemas.microsoft.com/office/word/2010/wordprocessingGroup" xmlns:wpi="http://schemas.microsoft.com/office/word/2010/wordprocessingInk" xmlns:wne="http://schemas.microsoft.com/office/word/2006/wordml" xmlns:wps="http://schemas.microsoft.com/office/word/2010/wordprocessingShape" xmlns:wpsCustomData="http://www.wps.cn/officeDocument/2013/wpsCustomData" mc:Ignorable="w14 w15 wp14">
+<w:document xmlns:wpc="http://schemas.microsoft.com/office/word/2010/wordprocessingCanvas" xmlns:cx="http://schemas.microsoft.com/office/drawing/2014/chartex" xmlns:cx1="http://schemas.microsoft.com/office/drawing/2015/9/8/chartex" xmlns:cx2="http://schemas.microsoft.com/office/drawing/2015/10/21/chartex" xmlns:cx3="http://schemas.microsoft.com/office/drawing/2016/5/9/chartex" xmlns:cx4="http://schemas.microsoft.com/office/drawing/2016/5/10/chartex" xmlns:cx5="http://schemas.microsoft.com/office/drawing/2016/5/11/chartex" xmlns:cx6="http://schemas.microsoft.com/office/drawing/2016/5/12/chartex" xmlns:cx7="http://schemas.microsoft.com/office/drawing/2016/5/13/chartex" xmlns:cx8="http://schemas.microsoft.com/office/drawing/2016/5/14/chartex" xmlns:mc="http://schemas.openxmlformats.org/markup-compatibility/2006" xmlns:aink="http://schemas.microsoft.com/office/drawing/2016/ink" xmlns:am3d="http://schemas.microsoft.com/office/drawing/2017/model3d" xmlns:o="urn:schemas-microsoft-com:office:office" xmlns:oel="http://schemas.microsoft.com/office/2019/extlst" xmlns:r="http://schemas.openxmlformats.org/officeDocument/2006/relationships" xmlns:m="http://schemas.openxmlformats.org/officeDocument/2006/math" xmlns:v="urn:schemas-microsoft-com:vml" xmlns:wp14="http://schemas.microsoft.com/office/word/2010/wordprocessingDrawing" xmlns:wp="http://schemas.openxmlformats.org/drawingml/2006/wordprocessingDrawing" xmlns:w10="urn:schemas-microsoft-com:office:word" xmlns:w="http://schemas.openxmlformats.org/wordprocessingml/2006/main" xmlns:w14="http://schemas.microsoft.com/office/word/2010/wordml" xmlns:w15="http://schemas.microsoft.com/office/word/2012/wordml" xmlns:w16cex="http://schemas.microsoft.com/office/word/2018/wordml/cex" xmlns:w16cid="http://schemas.microsoft.com/office/word/2016/wordml/cid" xmlns:w16="http://schemas.microsoft.com/office/word/2018/wordml" xmlns:w16du="http://schemas.microsoft.com/office/word/2023/wordml/word16du" xmlns:w16sdtdh="http://schemas.microsoft.com/office/word/2020/wordml/sdtdatahash" xmlns:w16sdtfl="http://schemas.microsoft.com/office/word/2024/wordml/sdtformatlock" xmlns:w16se="http://schemas.microsoft.com/office/word/2015/wordml/symex" xmlns:wpg="http://schemas.microsoft.com/office/word/2010/wordprocessingGroup" xmlns:wpi="http://schemas.microsoft.com/office/word/2010/wordprocessingInk" xmlns:wne="http://schemas.microsoft.com/office/word/2006/wordml" xmlns:wps="http://schemas.microsoft.com/office/word/2010/wordprocessingShape" mc:Ignorable="w14 w15 w16se w16cid w16 w16cex w16sdtdh w16sdtfl w16du wp14">
   <w:body>
     <w:p>
       <w:pPr>
-        <w:keepNext w:val="0"/>
-        <w:keepLines w:val="0"/>
-        <w:widowControl/>
-        <w:suppressLineNumbers w:val="0"/>
-        <w:jc w:val="right"/>
+        <w:jc w:val="left"/>
+        <w:rPr>
+          <w:rFonts w:eastAsiaTheme="minorEastAsia" w:cs="Times New Roman"/>
+          <w:sz w:val="22"/>
+          <w:szCs w:val="22"/>
+          <w:lang w:eastAsia="zh-CN"/>
+        </w:rPr>
       </w:pPr>
+      <w:bookmarkStart w:id="0" w:name="OLE_LINK1"/>
+      <w:bookmarkStart w:id="1" w:name="OLE_LINK44"/>
+      <w:bookmarkStart w:id="2" w:name="OLE_LINK45"/>
+      <w:bookmarkStart w:id="3" w:name="OLE_LINK2"/>
       <w:r>
         <w:rPr>
-          <w:rFonts w:ascii="宋体" w:hAnsi="宋体" w:eastAsia="宋体" w:cs="宋体"/>
-          <w:kern w:val="0"/>
-          <w:sz w:val="24"/>
-          <w:szCs w:val="24"/>
-          <w:lang w:val="en-US" w:eastAsia="zh-CN" w:bidi="ar"/>
+          <w:rFonts w:eastAsiaTheme="minorEastAsia" w:cs="Times New Roman"/>
+          <w:b/>
+          <w:bCs/>
+          <w:noProof/>
+          <w:sz w:val="22"/>
+          <w:szCs w:val="22"/>
         </w:rPr>
         <w:drawing>
-          <wp:inline distT="0" distB="0" distL="114300" distR="114300">
-            <wp:extent cx="752475" cy="733425"/>
-            <wp:effectExtent l="0" t="0" r="9525" b="3175"/>
-            <wp:docPr id="2" name="图片 1" descr="IMG_256"/>
+          <wp:anchor distT="0" distB="0" distL="114300" distR="114300" simplePos="0" relativeHeight="251659264" behindDoc="0" locked="0" layoutInCell="1" allowOverlap="1" wp14:anchorId="3F931C50" wp14:editId="09B1F1D2">
+            <wp:simplePos x="0" y="0"/>
+            <wp:positionH relativeFrom="margin">
+              <wp:posOffset>0</wp:posOffset>
+            </wp:positionH>
+            <wp:positionV relativeFrom="page">
+              <wp:posOffset>899795</wp:posOffset>
+            </wp:positionV>
+            <wp:extent cx="557530" cy="728980"/>
+            <wp:effectExtent l="0" t="0" r="1270" b="0"/>
+            <wp:wrapNone/>
+            <wp:docPr id="1138379346" name="Picture 4"/>
             <wp:cNvGraphicFramePr>
               <a:graphicFrameLocks xmlns:a="http://schemas.openxmlformats.org/drawingml/2006/main" noChangeAspect="1"/>
             </wp:cNvGraphicFramePr>
@@ -30,13 +45,19 @@
               <a:graphicData uri="http://schemas.openxmlformats.org/drawingml/2006/picture">
                 <pic:pic xmlns:pic="http://schemas.openxmlformats.org/drawingml/2006/picture">
                   <pic:nvPicPr>
-                    <pic:cNvPr id="2" name="图片 1" descr="IMG_256"/>
+                    <pic:cNvPr id="1138379346" name="Picture 4"/>
                     <pic:cNvPicPr>
                       <a:picLocks noChangeAspect="1"/>
                     </pic:cNvPicPr>
                   </pic:nvPicPr>
                   <pic:blipFill>
-                    <a:blip r:embed="rId6"/>
+                    <a:blip r:embed="rId7" cstate="print">
+                      <a:extLst>
+                        <a:ext uri="{28A0092B-C50C-407E-A947-70E740481C1C}">
+                          <a14:useLocalDpi xmlns:a14="http://schemas.microsoft.com/office/drawing/2010/main" val="0"/>
+                        </a:ext>
+                      </a:extLst>
+                    </a:blip>
                     <a:stretch>
                       <a:fillRect/>
                     </a:stretch>
@@ -44,96 +65,69 @@
                   <pic:spPr>
                     <a:xfrm>
                       <a:off x="0" y="0"/>
-                      <a:ext cx="752475" cy="733425"/>
+                      <a:ext cx="557530" cy="728980"/>
                     </a:xfrm>
                     <a:prstGeom prst="rect">
                       <a:avLst/>
                     </a:prstGeom>
-                    <a:noFill/>
-                    <a:ln w="9525">
-                      <a:noFill/>
-                    </a:ln>
                   </pic:spPr>
                 </pic:pic>
               </a:graphicData>
             </a:graphic>
-          </wp:inline>
+          </wp:anchor>
         </w:drawing>
       </w:r>
-      <w:r>
-        <w:drawing>
-          <wp:inline distT="0" distB="0" distL="114300" distR="114300">
-            <wp:extent cx="857250" cy="581025"/>
-            <wp:effectExtent l="0" t="0" r="6350" b="3175"/>
-            <wp:docPr id="3" name="图片 2"/>
-            <wp:cNvGraphicFramePr>
-              <a:graphicFrameLocks xmlns:a="http://schemas.openxmlformats.org/drawingml/2006/main" noChangeAspect="1"/>
-            </wp:cNvGraphicFramePr>
-            <a:graphic xmlns:a="http://schemas.openxmlformats.org/drawingml/2006/main">
-              <a:graphicData uri="http://schemas.openxmlformats.org/drawingml/2006/picture">
-                <pic:pic xmlns:pic="http://schemas.openxmlformats.org/drawingml/2006/picture">
-                  <pic:nvPicPr>
-                    <pic:cNvPr id="3" name="图片 2"/>
-                    <pic:cNvPicPr>
-                      <a:picLocks noChangeAspect="1"/>
-                    </pic:cNvPicPr>
-                  </pic:nvPicPr>
-                  <pic:blipFill>
-                    <a:blip r:embed="rId7"/>
-                    <a:stretch>
-                      <a:fillRect/>
-                    </a:stretch>
-                  </pic:blipFill>
-                  <pic:spPr>
-                    <a:xfrm>
-                      <a:off x="0" y="0"/>
-                      <a:ext cx="857250" cy="581025"/>
-                    </a:xfrm>
-                    <a:prstGeom prst="rect">
-                      <a:avLst/>
-                    </a:prstGeom>
-                    <a:noFill/>
-                    <a:ln>
-                      <a:noFill/>
-                    </a:ln>
-                  </pic:spPr>
-                </pic:pic>
-              </a:graphicData>
-            </a:graphic>
-          </wp:inline>
-        </w:drawing>
-      </w:r>
-      <w:bookmarkStart w:id="0" w:name="_GoBack"/>
       <w:bookmarkEnd w:id="0"/>
+      <w:bookmarkEnd w:id="1"/>
+      <w:bookmarkEnd w:id="2"/>
+      <w:bookmarkEnd w:id="3"/>
+    </w:p>
+    <w:p>
+      <w:pPr>
+        <w:pStyle w:val="2"/>
+        <w:jc w:val="center"/>
+        <w:rPr>
+          <w:rFonts w:ascii="宋体" w:eastAsia="宋体" w:hAnsi="宋体" w:cs="Times New Roman"/>
+          <w:sz w:val="32"/>
+          <w:szCs w:val="32"/>
+        </w:rPr>
+      </w:pPr>
+    </w:p>
+    <w:p>
+      <w:pPr>
+        <w:jc w:val="left"/>
+        <w:rPr>
+          <w:rFonts w:cs="Times New Roman"/>
+          <w:sz w:val="22"/>
+          <w:szCs w:val="22"/>
+          <w:lang w:eastAsia="zh-CN"/>
+        </w:rPr>
+      </w:pPr>
     </w:p>
     <w:sectPr>
+      <w:footerReference w:type="even" r:id="rId8"/>
+      <w:footerReference w:type="default" r:id="rId9"/>
       <w:type w:val="continuous"/>
       <w:pgSz w:w="11900" w:h="16840"/>
       <w:pgMar w:top="1417" w:right="1417" w:bottom="1417" w:left="1417" w:header="708" w:footer="708" w:gutter="0"/>
-      <w:cols w:space="708" w:num="1"/>
-      <w:docGrid w:linePitch="360" w:charSpace="0"/>
+      <w:cols w:space="708"/>
+      <w:docGrid w:linePitch="360"/>
     </w:sectPr>
   </w:body>
 </w:document>
 </file>
 
 <file path=word/endnotes.xml><?xml version="1.0" encoding="utf-8"?>
-<w:endnotes xmlns:wpc="http://schemas.microsoft.com/office/word/2010/wordprocessingCanvas" xmlns:mc="http://schemas.openxmlformats.org/markup-compatibility/2006" xmlns:o="urn:schemas-microsoft-com:office:office" xmlns:r="http://schemas.openxmlformats.org/officeDocument/2006/relationships" xmlns:m="http://schemas.openxmlformats.org/officeDocument/2006/math" xmlns:v="urn:schemas-microsoft-com:vml" xmlns:wp14="http://schemas.microsoft.com/office/word/2010/wordprocessingDrawing" xmlns:wp="http://schemas.openxmlformats.org/drawingml/2006/wordprocessingDrawing" xmlns:w="http://schemas.openxmlformats.org/wordprocessingml/2006/main" xmlns:w14="http://schemas.microsoft.com/office/word/2010/wordml" xmlns:w15="http://schemas.microsoft.com/office/word/2012/wordml" xmlns:w10="urn:schemas-microsoft-com:office:word" xmlns:wpg="http://schemas.microsoft.com/office/word/2010/wordprocessingGroup" xmlns:wpi="http://schemas.microsoft.com/office/word/2010/wordprocessingInk" xmlns:wne="http://schemas.microsoft.com/office/word/2006/wordml" xmlns:wps="http://schemas.microsoft.com/office/word/2010/wordprocessingShape" xmlns:wpsCustomData="http://www.wps.cn/officeDocument/2013/wpsCustomData" mc:Ignorable="w14 w15 wp14">
-  <w:endnote w:type="separator" w:id="0">
+<w:endnotes xmlns:wpc="http://schemas.microsoft.com/office/word/2010/wordprocessingCanvas" xmlns:cx="http://schemas.microsoft.com/office/drawing/2014/chartex" xmlns:cx1="http://schemas.microsoft.com/office/drawing/2015/9/8/chartex" xmlns:cx2="http://schemas.microsoft.com/office/drawing/2015/10/21/chartex" xmlns:cx3="http://schemas.microsoft.com/office/drawing/2016/5/9/chartex" xmlns:cx4="http://schemas.microsoft.com/office/drawing/2016/5/10/chartex" xmlns:cx5="http://schemas.microsoft.com/office/drawing/2016/5/11/chartex" xmlns:cx6="http://schemas.microsoft.com/office/drawing/2016/5/12/chartex" xmlns:cx7="http://schemas.microsoft.com/office/drawing/2016/5/13/chartex" xmlns:cx8="http://schemas.microsoft.com/office/drawing/2016/5/14/chartex" xmlns:mc="http://schemas.openxmlformats.org/markup-compatibility/2006" xmlns:aink="http://schemas.microsoft.com/office/drawing/2016/ink" xmlns:am3d="http://schemas.microsoft.com/office/drawing/2017/model3d" xmlns:o="urn:schemas-microsoft-com:office:office" xmlns:oel="http://schemas.microsoft.com/office/2019/extlst" xmlns:r="http://schemas.openxmlformats.org/officeDocument/2006/relationships" xmlns:m="http://schemas.openxmlformats.org/officeDocument/2006/math" xmlns:v="urn:schemas-microsoft-com:vml" xmlns:wp14="http://schemas.microsoft.com/office/word/2010/wordprocessingDrawing" xmlns:wp="http://schemas.openxmlformats.org/drawingml/2006/wordprocessingDrawing" xmlns:w10="urn:schemas-microsoft-com:office:word" xmlns:w="http://schemas.openxmlformats.org/wordprocessingml/2006/main" xmlns:w14="http://schemas.microsoft.com/office/word/2010/wordml" xmlns:w15="http://schemas.microsoft.com/office/word/2012/wordml" xmlns:w16cex="http://schemas.microsoft.com/office/word/2018/wordml/cex" xmlns:w16cid="http://schemas.microsoft.com/office/word/2016/wordml/cid" xmlns:w16="http://schemas.microsoft.com/office/word/2018/wordml" xmlns:w16du="http://schemas.microsoft.com/office/word/2023/wordml/word16du" xmlns:w16sdtdh="http://schemas.microsoft.com/office/word/2020/wordml/sdtdatahash" xmlns:w16sdtfl="http://schemas.microsoft.com/office/word/2024/wordml/sdtformatlock" xmlns:w16se="http://schemas.microsoft.com/office/word/2015/wordml/symex" xmlns:wpg="http://schemas.microsoft.com/office/word/2010/wordprocessingGroup" xmlns:wpi="http://schemas.microsoft.com/office/word/2010/wordprocessingInk" xmlns:wne="http://schemas.microsoft.com/office/word/2006/wordml" xmlns:wps="http://schemas.microsoft.com/office/word/2010/wordprocessingShape" mc:Ignorable="w14 w15 w16se w16cid w16 w16cex w16sdtdh w16sdtfl w16du wp14">
+  <w:endnote w:type="separator" w:id="-1">
     <w:p>
-      <w:pPr>
-        <w:spacing w:line="240" w:lineRule="auto"/>
-      </w:pPr>
       <w:r>
         <w:separator/>
       </w:r>
     </w:p>
   </w:endnote>
-  <w:endnote w:type="continuationSeparator" w:id="1">
+  <w:endnote w:type="continuationSeparator" w:id="0">
     <w:p>
-      <w:pPr>
-        <w:spacing w:line="240" w:lineRule="auto"/>
-      </w:pPr>
       <w:r>
         <w:continuationSeparator/>
       </w:r>
@@ -142,23 +136,231 @@
 </w:endnotes>
 </file>
 
+<file path=word/footer1.xml><?xml version="1.0" encoding="utf-8"?>
+<w:ftr xmlns:wpc="http://schemas.microsoft.com/office/word/2010/wordprocessingCanvas" xmlns:cx="http://schemas.microsoft.com/office/drawing/2014/chartex" xmlns:cx1="http://schemas.microsoft.com/office/drawing/2015/9/8/chartex" xmlns:cx2="http://schemas.microsoft.com/office/drawing/2015/10/21/chartex" xmlns:cx3="http://schemas.microsoft.com/office/drawing/2016/5/9/chartex" xmlns:cx4="http://schemas.microsoft.com/office/drawing/2016/5/10/chartex" xmlns:cx5="http://schemas.microsoft.com/office/drawing/2016/5/11/chartex" xmlns:cx6="http://schemas.microsoft.com/office/drawing/2016/5/12/chartex" xmlns:cx7="http://schemas.microsoft.com/office/drawing/2016/5/13/chartex" xmlns:cx8="http://schemas.microsoft.com/office/drawing/2016/5/14/chartex" xmlns:mc="http://schemas.openxmlformats.org/markup-compatibility/2006" xmlns:aink="http://schemas.microsoft.com/office/drawing/2016/ink" xmlns:am3d="http://schemas.microsoft.com/office/drawing/2017/model3d" xmlns:o="urn:schemas-microsoft-com:office:office" xmlns:oel="http://schemas.microsoft.com/office/2019/extlst" xmlns:r="http://schemas.openxmlformats.org/officeDocument/2006/relationships" xmlns:m="http://schemas.openxmlformats.org/officeDocument/2006/math" xmlns:v="urn:schemas-microsoft-com:vml" xmlns:wp14="http://schemas.microsoft.com/office/word/2010/wordprocessingDrawing" xmlns:wp="http://schemas.openxmlformats.org/drawingml/2006/wordprocessingDrawing" xmlns:w10="urn:schemas-microsoft-com:office:word" xmlns:w="http://schemas.openxmlformats.org/wordprocessingml/2006/main" xmlns:w14="http://schemas.microsoft.com/office/word/2010/wordml" xmlns:w15="http://schemas.microsoft.com/office/word/2012/wordml" xmlns:w16cex="http://schemas.microsoft.com/office/word/2018/wordml/cex" xmlns:w16cid="http://schemas.microsoft.com/office/word/2016/wordml/cid" xmlns:w16="http://schemas.microsoft.com/office/word/2018/wordml" xmlns:w16du="http://schemas.microsoft.com/office/word/2023/wordml/word16du" xmlns:w16sdtdh="http://schemas.microsoft.com/office/word/2020/wordml/sdtdatahash" xmlns:w16sdtfl="http://schemas.microsoft.com/office/word/2024/wordml/sdtformatlock" xmlns:w16se="http://schemas.microsoft.com/office/word/2015/wordml/symex" xmlns:wpg="http://schemas.microsoft.com/office/word/2010/wordprocessingGroup" xmlns:wpi="http://schemas.microsoft.com/office/word/2010/wordprocessingInk" xmlns:wne="http://schemas.microsoft.com/office/word/2006/wordml" xmlns:wps="http://schemas.microsoft.com/office/word/2010/wordprocessingShape" mc:Ignorable="w14 w15 w16se w16cid w16 w16cex w16sdtdh w16sdtfl w16du wp14">
+  <w:sdt>
+    <w:sdtPr>
+      <w:rPr>
+        <w:rStyle w:val="ae"/>
+      </w:rPr>
+      <w:id w:val="-1273542849"/>
+    </w:sdtPr>
+    <w:sdtContent>
+      <w:p>
+        <w:pPr>
+          <w:pStyle w:val="a7"/>
+          <w:framePr w:wrap="auto" w:vAnchor="text" w:hAnchor="margin" w:xAlign="right" w:y="1"/>
+          <w:rPr>
+            <w:rStyle w:val="ae"/>
+          </w:rPr>
+        </w:pPr>
+        <w:r>
+          <w:rPr>
+            <w:rStyle w:val="ae"/>
+          </w:rPr>
+          <w:fldChar w:fldCharType="begin"/>
+        </w:r>
+        <w:r>
+          <w:rPr>
+            <w:rStyle w:val="ae"/>
+          </w:rPr>
+          <w:instrText xml:space="preserve"> PAGE </w:instrText>
+        </w:r>
+        <w:r>
+          <w:rPr>
+            <w:rStyle w:val="ae"/>
+          </w:rPr>
+          <w:fldChar w:fldCharType="end"/>
+        </w:r>
+      </w:p>
+    </w:sdtContent>
+  </w:sdt>
+  <w:sdt>
+    <w:sdtPr>
+      <w:rPr>
+        <w:rStyle w:val="ae"/>
+      </w:rPr>
+      <w:id w:val="-528495556"/>
+    </w:sdtPr>
+    <w:sdtContent>
+      <w:p>
+        <w:pPr>
+          <w:pStyle w:val="a7"/>
+          <w:framePr w:wrap="auto" w:vAnchor="text" w:hAnchor="margin" w:xAlign="right" w:y="1"/>
+          <w:ind w:right="360"/>
+          <w:rPr>
+            <w:rStyle w:val="ae"/>
+          </w:rPr>
+        </w:pPr>
+        <w:r>
+          <w:rPr>
+            <w:rStyle w:val="ae"/>
+          </w:rPr>
+          <w:fldChar w:fldCharType="begin"/>
+        </w:r>
+        <w:r>
+          <w:rPr>
+            <w:rStyle w:val="ae"/>
+          </w:rPr>
+          <w:instrText xml:space="preserve"> PAGE </w:instrText>
+        </w:r>
+        <w:r>
+          <w:rPr>
+            <w:rStyle w:val="ae"/>
+          </w:rPr>
+          <w:fldChar w:fldCharType="end"/>
+        </w:r>
+      </w:p>
+    </w:sdtContent>
+  </w:sdt>
+  <w:p>
+    <w:pPr>
+      <w:pStyle w:val="a7"/>
+      <w:ind w:right="360"/>
+    </w:pPr>
+  </w:p>
+</w:ftr>
+</file>
+
+<file path=word/footer2.xml><?xml version="1.0" encoding="utf-8"?>
+<w:ftr xmlns:wpc="http://schemas.microsoft.com/office/word/2010/wordprocessingCanvas" xmlns:cx="http://schemas.microsoft.com/office/drawing/2014/chartex" xmlns:cx1="http://schemas.microsoft.com/office/drawing/2015/9/8/chartex" xmlns:cx2="http://schemas.microsoft.com/office/drawing/2015/10/21/chartex" xmlns:cx3="http://schemas.microsoft.com/office/drawing/2016/5/9/chartex" xmlns:cx4="http://schemas.microsoft.com/office/drawing/2016/5/10/chartex" xmlns:cx5="http://schemas.microsoft.com/office/drawing/2016/5/11/chartex" xmlns:cx6="http://schemas.microsoft.com/office/drawing/2016/5/12/chartex" xmlns:cx7="http://schemas.microsoft.com/office/drawing/2016/5/13/chartex" xmlns:cx8="http://schemas.microsoft.com/office/drawing/2016/5/14/chartex" xmlns:mc="http://schemas.openxmlformats.org/markup-compatibility/2006" xmlns:aink="http://schemas.microsoft.com/office/drawing/2016/ink" xmlns:am3d="http://schemas.microsoft.com/office/drawing/2017/model3d" xmlns:o="urn:schemas-microsoft-com:office:office" xmlns:oel="http://schemas.microsoft.com/office/2019/extlst" xmlns:r="http://schemas.openxmlformats.org/officeDocument/2006/relationships" xmlns:m="http://schemas.openxmlformats.org/officeDocument/2006/math" xmlns:v="urn:schemas-microsoft-com:vml" xmlns:wp14="http://schemas.microsoft.com/office/word/2010/wordprocessingDrawing" xmlns:wp="http://schemas.openxmlformats.org/drawingml/2006/wordprocessingDrawing" xmlns:w10="urn:schemas-microsoft-com:office:word" xmlns:w="http://schemas.openxmlformats.org/wordprocessingml/2006/main" xmlns:w14="http://schemas.microsoft.com/office/word/2010/wordml" xmlns:w15="http://schemas.microsoft.com/office/word/2012/wordml" xmlns:w16cex="http://schemas.microsoft.com/office/word/2018/wordml/cex" xmlns:w16cid="http://schemas.microsoft.com/office/word/2016/wordml/cid" xmlns:w16="http://schemas.microsoft.com/office/word/2018/wordml" xmlns:w16du="http://schemas.microsoft.com/office/word/2023/wordml/word16du" xmlns:w16sdtdh="http://schemas.microsoft.com/office/word/2020/wordml/sdtdatahash" xmlns:w16sdtfl="http://schemas.microsoft.com/office/word/2024/wordml/sdtformatlock" xmlns:w16se="http://schemas.microsoft.com/office/word/2015/wordml/symex" xmlns:wpg="http://schemas.microsoft.com/office/word/2010/wordprocessingGroup" xmlns:wpi="http://schemas.microsoft.com/office/word/2010/wordprocessingInk" xmlns:wne="http://schemas.microsoft.com/office/word/2006/wordml" xmlns:wps="http://schemas.microsoft.com/office/word/2010/wordprocessingShape" mc:Ignorable="w14 w15 w16se w16cid w16 w16cex w16sdtdh w16sdtfl w16du wp14">
+  <w:sdt>
+    <w:sdtPr>
+      <w:rPr>
+        <w:rStyle w:val="ae"/>
+      </w:rPr>
+      <w:id w:val="-1"/>
+    </w:sdtPr>
+    <w:sdtContent>
+      <w:p>
+        <w:pPr>
+          <w:pStyle w:val="a7"/>
+          <w:framePr w:wrap="auto" w:vAnchor="text" w:hAnchor="margin" w:xAlign="right" w:y="1"/>
+          <w:rPr>
+            <w:rStyle w:val="ae"/>
+          </w:rPr>
+        </w:pPr>
+        <w:r>
+          <w:rPr>
+            <w:rStyle w:val="ae"/>
+          </w:rPr>
+          <w:fldChar w:fldCharType="begin"/>
+        </w:r>
+        <w:r>
+          <w:rPr>
+            <w:rStyle w:val="ae"/>
+          </w:rPr>
+          <w:instrText xml:space="preserve"> PAGE </w:instrText>
+        </w:r>
+        <w:r>
+          <w:rPr>
+            <w:rStyle w:val="ae"/>
+          </w:rPr>
+          <w:fldChar w:fldCharType="separate"/>
+        </w:r>
+        <w:r>
+          <w:rPr>
+            <w:rStyle w:val="ae"/>
+          </w:rPr>
+          <w:t>3</w:t>
+        </w:r>
+        <w:r>
+          <w:rPr>
+            <w:rStyle w:val="ae"/>
+          </w:rPr>
+          <w:fldChar w:fldCharType="end"/>
+        </w:r>
+        <w:r>
+          <w:rPr>
+            <w:rStyle w:val="ae"/>
+          </w:rPr>
+          <w:t xml:space="preserve"> </w:t>
+        </w:r>
+        <w:r>
+          <w:rPr>
+            <w:rStyle w:val="ae"/>
+            <w:rFonts w:hint="eastAsia"/>
+            <w:lang w:eastAsia="zh-CN"/>
+          </w:rPr>
+          <w:t>/</w:t>
+        </w:r>
+        <w:r>
+          <w:rPr>
+            <w:rStyle w:val="ae"/>
+            <w:lang w:eastAsia="zh-CN"/>
+          </w:rPr>
+          <w:t xml:space="preserve"> </w:t>
+        </w:r>
+        <w:r>
+          <w:rPr>
+            <w:rStyle w:val="ae"/>
+            <w:lang w:eastAsia="zh-CN"/>
+          </w:rPr>
+          <w:fldChar w:fldCharType="begin"/>
+        </w:r>
+        <w:r>
+          <w:rPr>
+            <w:rStyle w:val="ae"/>
+            <w:lang w:eastAsia="zh-CN"/>
+          </w:rPr>
+          <w:instrText xml:space="preserve"> NUMPAGES  \* MERGEFORMAT </w:instrText>
+        </w:r>
+        <w:r>
+          <w:rPr>
+            <w:rStyle w:val="ae"/>
+            <w:lang w:eastAsia="zh-CN"/>
+          </w:rPr>
+          <w:fldChar w:fldCharType="separate"/>
+        </w:r>
+        <w:r>
+          <w:rPr>
+            <w:rStyle w:val="ae"/>
+            <w:lang w:eastAsia="zh-CN"/>
+          </w:rPr>
+          <w:t>6</w:t>
+        </w:r>
+        <w:r>
+          <w:rPr>
+            <w:rStyle w:val="ae"/>
+            <w:lang w:eastAsia="zh-CN"/>
+          </w:rPr>
+          <w:fldChar w:fldCharType="end"/>
+        </w:r>
+      </w:p>
+    </w:sdtContent>
+  </w:sdt>
+  <w:p>
+    <w:pPr>
+      <w:pStyle w:val="a7"/>
+      <w:ind w:right="360"/>
+    </w:pPr>
+    <w:r>
+      <w:t>Fudan University.</w:t>
+    </w:r>
+  </w:p>
+  <w:p>
+    <w:pPr>
+      <w:pStyle w:val="a7"/>
+      <w:ind w:right="360"/>
+    </w:pPr>
+    <w:r>
+      <w:t>Email: quartet@fudan.edu.cn</w:t>
+    </w:r>
+  </w:p>
+</w:ftr>
+</file>
+
 <file path=word/footnotes.xml><?xml version="1.0" encoding="utf-8"?>
-<w:footnotes xmlns:wpc="http://schemas.microsoft.com/office/word/2010/wordprocessingCanvas" xmlns:mc="http://schemas.openxmlformats.org/markup-compatibility/2006" xmlns:o="urn:schemas-microsoft-com:office:office" xmlns:r="http://schemas.openxmlformats.org/officeDocument/2006/relationships" xmlns:m="http://schemas.openxmlformats.org/officeDocument/2006/math" xmlns:v="urn:schemas-microsoft-com:vml" xmlns:wp14="http://schemas.microsoft.com/office/word/2010/wordprocessingDrawing" xmlns:wp="http://schemas.openxmlformats.org/drawingml/2006/wordprocessingDrawing" xmlns:w="http://schemas.openxmlformats.org/wordprocessingml/2006/main" xmlns:w14="http://schemas.microsoft.com/office/word/2010/wordml" xmlns:w15="http://schemas.microsoft.com/office/word/2012/wordml" xmlns:w10="urn:schemas-microsoft-com:office:word" xmlns:wpg="http://schemas.microsoft.com/office/word/2010/wordprocessingGroup" xmlns:wpi="http://schemas.microsoft.com/office/word/2010/wordprocessingInk" xmlns:wne="http://schemas.microsoft.com/office/word/2006/wordml" xmlns:wps="http://schemas.microsoft.com/office/word/2010/wordprocessingShape" xmlns:wpsCustomData="http://www.wps.cn/officeDocument/2013/wpsCustomData" mc:Ignorable="w14 w15 wp14">
-  <w:footnote w:type="separator" w:id="0">
+<w:footnotes xmlns:wpc="http://schemas.microsoft.com/office/word/2010/wordprocessingCanvas" xmlns:cx="http://schemas.microsoft.com/office/drawing/2014/chartex" xmlns:cx1="http://schemas.microsoft.com/office/drawing/2015/9/8/chartex" xmlns:cx2="http://schemas.microsoft.com/office/drawing/2015/10/21/chartex" xmlns:cx3="http://schemas.microsoft.com/office/drawing/2016/5/9/chartex" xmlns:cx4="http://schemas.microsoft.com/office/drawing/2016/5/10/chartex" xmlns:cx5="http://schemas.microsoft.com/office/drawing/2016/5/11/chartex" xmlns:cx6="http://schemas.microsoft.com/office/drawing/2016/5/12/chartex" xmlns:cx7="http://schemas.microsoft.com/office/drawing/2016/5/13/chartex" xmlns:cx8="http://schemas.microsoft.com/office/drawing/2016/5/14/chartex" xmlns:mc="http://schemas.openxmlformats.org/markup-compatibility/2006" xmlns:aink="http://schemas.microsoft.com/office/drawing/2016/ink" xmlns:am3d="http://schemas.microsoft.com/office/drawing/2017/model3d" xmlns:o="urn:schemas-microsoft-com:office:office" xmlns:oel="http://schemas.microsoft.com/office/2019/extlst" xmlns:r="http://schemas.openxmlformats.org/officeDocument/2006/relationships" xmlns:m="http://schemas.openxmlformats.org/officeDocument/2006/math" xmlns:v="urn:schemas-microsoft-com:vml" xmlns:wp14="http://schemas.microsoft.com/office/word/2010/wordprocessingDrawing" xmlns:wp="http://schemas.openxmlformats.org/drawingml/2006/wordprocessingDrawing" xmlns:w10="urn:schemas-microsoft-com:office:word" xmlns:w="http://schemas.openxmlformats.org/wordprocessingml/2006/main" xmlns:w14="http://schemas.microsoft.com/office/word/2010/wordml" xmlns:w15="http://schemas.microsoft.com/office/word/2012/wordml" xmlns:w16cex="http://schemas.microsoft.com/office/word/2018/wordml/cex" xmlns:w16cid="http://schemas.microsoft.com/office/word/2016/wordml/cid" xmlns:w16="http://schemas.microsoft.com/office/word/2018/wordml" xmlns:w16du="http://schemas.microsoft.com/office/word/2023/wordml/word16du" xmlns:w16sdtdh="http://schemas.microsoft.com/office/word/2020/wordml/sdtdatahash" xmlns:w16sdtfl="http://schemas.microsoft.com/office/word/2024/wordml/sdtformatlock" xmlns:w16se="http://schemas.microsoft.com/office/word/2015/wordml/symex" xmlns:wpg="http://schemas.microsoft.com/office/word/2010/wordprocessingGroup" xmlns:wpi="http://schemas.microsoft.com/office/word/2010/wordprocessingInk" xmlns:wne="http://schemas.microsoft.com/office/word/2006/wordml" xmlns:wps="http://schemas.microsoft.com/office/word/2010/wordprocessingShape" mc:Ignorable="w14 w15 w16se w16cid w16 w16cex w16sdtdh w16sdtfl w16du wp14">
+  <w:footnote w:type="separator" w:id="-1">
     <w:p>
-      <w:pPr>
-        <w:spacing w:line="240" w:lineRule="auto"/>
-      </w:pPr>
       <w:r>
         <w:separator/>
       </w:r>
     </w:p>
   </w:footnote>
-  <w:footnote w:type="continuationSeparator" w:id="1">
+  <w:footnote w:type="continuationSeparator" w:id="0">
     <w:p>
-      <w:pPr>
-        <w:spacing w:line="240" w:lineRule="auto"/>
-      </w:pPr>
       <w:r>
         <w:continuationSeparator/>
       </w:r>
@@ -167,297 +369,542 @@
 </w:footnotes>
 </file>
 
+<file path=word/numbering.xml><?xml version="1.0" encoding="utf-8"?>
+<w:numbering xmlns:wpc="http://schemas.microsoft.com/office/word/2010/wordprocessingCanvas" xmlns:cx="http://schemas.microsoft.com/office/drawing/2014/chartex" xmlns:cx1="http://schemas.microsoft.com/office/drawing/2015/9/8/chartex" xmlns:cx2="http://schemas.microsoft.com/office/drawing/2015/10/21/chartex" xmlns:cx3="http://schemas.microsoft.com/office/drawing/2016/5/9/chartex" xmlns:cx4="http://schemas.microsoft.com/office/drawing/2016/5/10/chartex" xmlns:cx5="http://schemas.microsoft.com/office/drawing/2016/5/11/chartex" xmlns:cx6="http://schemas.microsoft.com/office/drawing/2016/5/12/chartex" xmlns:cx7="http://schemas.microsoft.com/office/drawing/2016/5/13/chartex" xmlns:cx8="http://schemas.microsoft.com/office/drawing/2016/5/14/chartex" xmlns:mc="http://schemas.openxmlformats.org/markup-compatibility/2006" xmlns:aink="http://schemas.microsoft.com/office/drawing/2016/ink" xmlns:am3d="http://schemas.microsoft.com/office/drawing/2017/model3d" xmlns:o="urn:schemas-microsoft-com:office:office" xmlns:oel="http://schemas.microsoft.com/office/2019/extlst" xmlns:r="http://schemas.openxmlformats.org/officeDocument/2006/relationships" xmlns:m="http://schemas.openxmlformats.org/officeDocument/2006/math" xmlns:v="urn:schemas-microsoft-com:vml" xmlns:wp14="http://schemas.microsoft.com/office/word/2010/wordprocessingDrawing" xmlns:wp="http://schemas.openxmlformats.org/drawingml/2006/wordprocessingDrawing" xmlns:w10="urn:schemas-microsoft-com:office:word" xmlns:w="http://schemas.openxmlformats.org/wordprocessingml/2006/main" xmlns:w14="http://schemas.microsoft.com/office/word/2010/wordml" xmlns:w15="http://schemas.microsoft.com/office/word/2012/wordml" xmlns:w16cex="http://schemas.microsoft.com/office/word/2018/wordml/cex" xmlns:w16cid="http://schemas.microsoft.com/office/word/2016/wordml/cid" xmlns:w16="http://schemas.microsoft.com/office/word/2018/wordml" xmlns:w16du="http://schemas.microsoft.com/office/word/2023/wordml/word16du" xmlns:w16sdtdh="http://schemas.microsoft.com/office/word/2020/wordml/sdtdatahash" xmlns:w16sdtfl="http://schemas.microsoft.com/office/word/2024/wordml/sdtformatlock" xmlns:w16se="http://schemas.microsoft.com/office/word/2015/wordml/symex" xmlns:wpg="http://schemas.microsoft.com/office/word/2010/wordprocessingGroup" xmlns:wpi="http://schemas.microsoft.com/office/word/2010/wordprocessingInk" xmlns:wne="http://schemas.microsoft.com/office/word/2006/wordml" xmlns:wps="http://schemas.microsoft.com/office/word/2010/wordprocessingShape" mc:Ignorable="w14 w15 w16se w16cid w16 w16cex w16sdtdh w16sdtfl w16du wp14">
+  <w:abstractNum w:abstractNumId="0" w15:restartNumberingAfterBreak="0">
+    <w:nsid w:val="42F61950"/>
+    <w:multiLevelType w:val="multilevel"/>
+    <w:tmpl w:val="42F61950"/>
+    <w:lvl w:ilvl="0">
+      <w:start w:val="1"/>
+      <w:numFmt w:val="bullet"/>
+      <w:lvlText w:val="•"/>
+      <w:lvlJc w:val="left"/>
+      <w:pPr>
+        <w:ind w:left="440" w:hanging="440"/>
+      </w:pPr>
+      <w:rPr>
+        <w:rFonts w:ascii="DengXian" w:eastAsia="DengXian" w:hAnsi="DengXian" w:hint="eastAsia"/>
+      </w:rPr>
+    </w:lvl>
+    <w:lvl w:ilvl="1">
+      <w:start w:val="1"/>
+      <w:numFmt w:val="bullet"/>
+      <w:lvlText w:val=""/>
+      <w:lvlJc w:val="left"/>
+      <w:pPr>
+        <w:ind w:left="880" w:hanging="440"/>
+      </w:pPr>
+      <w:rPr>
+        <w:rFonts w:ascii="Wingdings" w:hAnsi="Wingdings" w:hint="default"/>
+      </w:rPr>
+    </w:lvl>
+    <w:lvl w:ilvl="2">
+      <w:start w:val="1"/>
+      <w:numFmt w:val="bullet"/>
+      <w:lvlText w:val=""/>
+      <w:lvlJc w:val="left"/>
+      <w:pPr>
+        <w:ind w:left="1320" w:hanging="440"/>
+      </w:pPr>
+      <w:rPr>
+        <w:rFonts w:ascii="Wingdings" w:hAnsi="Wingdings" w:hint="default"/>
+      </w:rPr>
+    </w:lvl>
+    <w:lvl w:ilvl="3">
+      <w:start w:val="1"/>
+      <w:numFmt w:val="bullet"/>
+      <w:lvlText w:val=""/>
+      <w:lvlJc w:val="left"/>
+      <w:pPr>
+        <w:ind w:left="1760" w:hanging="440"/>
+      </w:pPr>
+      <w:rPr>
+        <w:rFonts w:ascii="Wingdings" w:hAnsi="Wingdings" w:hint="default"/>
+      </w:rPr>
+    </w:lvl>
+    <w:lvl w:ilvl="4">
+      <w:start w:val="1"/>
+      <w:numFmt w:val="bullet"/>
+      <w:lvlText w:val=""/>
+      <w:lvlJc w:val="left"/>
+      <w:pPr>
+        <w:ind w:left="2200" w:hanging="440"/>
+      </w:pPr>
+      <w:rPr>
+        <w:rFonts w:ascii="Wingdings" w:hAnsi="Wingdings" w:hint="default"/>
+      </w:rPr>
+    </w:lvl>
+    <w:lvl w:ilvl="5">
+      <w:start w:val="1"/>
+      <w:numFmt w:val="bullet"/>
+      <w:lvlText w:val=""/>
+      <w:lvlJc w:val="left"/>
+      <w:pPr>
+        <w:ind w:left="2640" w:hanging="440"/>
+      </w:pPr>
+      <w:rPr>
+        <w:rFonts w:ascii="Wingdings" w:hAnsi="Wingdings" w:hint="default"/>
+      </w:rPr>
+    </w:lvl>
+    <w:lvl w:ilvl="6">
+      <w:start w:val="1"/>
+      <w:numFmt w:val="bullet"/>
+      <w:lvlText w:val=""/>
+      <w:lvlJc w:val="left"/>
+      <w:pPr>
+        <w:ind w:left="3080" w:hanging="440"/>
+      </w:pPr>
+      <w:rPr>
+        <w:rFonts w:ascii="Wingdings" w:hAnsi="Wingdings" w:hint="default"/>
+      </w:rPr>
+    </w:lvl>
+    <w:lvl w:ilvl="7">
+      <w:start w:val="1"/>
+      <w:numFmt w:val="bullet"/>
+      <w:lvlText w:val=""/>
+      <w:lvlJc w:val="left"/>
+      <w:pPr>
+        <w:ind w:left="3520" w:hanging="440"/>
+      </w:pPr>
+      <w:rPr>
+        <w:rFonts w:ascii="Wingdings" w:hAnsi="Wingdings" w:hint="default"/>
+      </w:rPr>
+    </w:lvl>
+    <w:lvl w:ilvl="8">
+      <w:start w:val="1"/>
+      <w:numFmt w:val="bullet"/>
+      <w:lvlText w:val=""/>
+      <w:lvlJc w:val="left"/>
+      <w:pPr>
+        <w:ind w:left="3960" w:hanging="440"/>
+      </w:pPr>
+      <w:rPr>
+        <w:rFonts w:ascii="Wingdings" w:hAnsi="Wingdings" w:hint="default"/>
+      </w:rPr>
+    </w:lvl>
+  </w:abstractNum>
+  <w:num w:numId="1" w16cid:durableId="752436300">
+    <w:abstractNumId w:val="0"/>
+  </w:num>
+</w:numbering>
+</file>
+
 <file path=word/styles.xml><?xml version="1.0" encoding="utf-8"?>
-<w:styles xmlns:mc="http://schemas.openxmlformats.org/markup-compatibility/2006" xmlns:o="urn:schemas-microsoft-com:office:office" xmlns:r="http://schemas.openxmlformats.org/officeDocument/2006/relationships" xmlns:m="http://schemas.openxmlformats.org/officeDocument/2006/math" xmlns:v="urn:schemas-microsoft-com:vml" xmlns:w="http://schemas.openxmlformats.org/wordprocessingml/2006/main" xmlns:w14="http://schemas.microsoft.com/office/word/2010/wordml" xmlns:w10="urn:schemas-microsoft-com:office:word" xmlns:sl="http://schemas.openxmlformats.org/schemaLibrary/2006/main" xmlns:wpsCustomData="http://www.wps.cn/officeDocument/2013/wpsCustomData" mc:Ignorable="w14">
+<w:styles xmlns:mc="http://schemas.openxmlformats.org/markup-compatibility/2006" xmlns:r="http://schemas.openxmlformats.org/officeDocument/2006/relationships" xmlns:w="http://schemas.openxmlformats.org/wordprocessingml/2006/main" xmlns:w14="http://schemas.microsoft.com/office/word/2010/wordml" xmlns:w15="http://schemas.microsoft.com/office/word/2012/wordml" xmlns:w16cex="http://schemas.microsoft.com/office/word/2018/wordml/cex" xmlns:w16cid="http://schemas.microsoft.com/office/word/2016/wordml/cid" xmlns:w16="http://schemas.microsoft.com/office/word/2018/wordml" xmlns:w16du="http://schemas.microsoft.com/office/word/2023/wordml/word16du" xmlns:w16sdtdh="http://schemas.microsoft.com/office/word/2020/wordml/sdtdatahash" xmlns:w16sdtfl="http://schemas.microsoft.com/office/word/2024/wordml/sdtformatlock" xmlns:w16se="http://schemas.microsoft.com/office/word/2015/wordml/symex" mc:Ignorable="w14 w15 w16se w16cid w16 w16cex w16sdtdh w16sdtfl w16du">
   <w:docDefaults>
     <w:rPrDefault>
       <w:rPr>
-        <w:rFonts w:asciiTheme="minorHAnsi" w:hAnsiTheme="minorHAnsi" w:eastAsiaTheme="minorEastAsia" w:cstheme="minorBidi"/>
+        <w:rFonts w:asciiTheme="minorHAnsi" w:eastAsiaTheme="minorEastAsia" w:hAnsiTheme="minorHAnsi" w:cstheme="minorBidi"/>
+        <w:lang w:val="en-US" w:eastAsia="zh-CN" w:bidi="ar-SA"/>
       </w:rPr>
     </w:rPrDefault>
     <w:pPrDefault/>
   </w:docDefaults>
-  <w:latentStyles w:count="260" w:defQFormat="0" w:defUnhideWhenUsed="1" w:defSemiHidden="1" w:defUIPriority="99" w:defLockedState="0">
-    <w:lsdException w:qFormat="1" w:unhideWhenUsed="0" w:uiPriority="0" w:semiHidden="0" w:name="Normal"/>
-    <w:lsdException w:qFormat="1" w:unhideWhenUsed="0" w:uiPriority="9" w:semiHidden="0" w:name="heading 1"/>
-    <w:lsdException w:qFormat="1" w:uiPriority="9" w:name="heading 2"/>
-    <w:lsdException w:qFormat="1" w:uiPriority="9" w:name="heading 3"/>
-    <w:lsdException w:qFormat="1" w:uiPriority="9" w:name="heading 4"/>
-    <w:lsdException w:qFormat="1" w:uiPriority="9" w:name="heading 5"/>
-    <w:lsdException w:qFormat="1" w:uiPriority="9" w:name="heading 6"/>
-    <w:lsdException w:qFormat="1" w:uiPriority="9" w:name="heading 7"/>
-    <w:lsdException w:qFormat="1" w:uiPriority="9" w:name="heading 8"/>
-    <w:lsdException w:qFormat="1" w:uiPriority="9" w:name="heading 9"/>
-    <w:lsdException w:uiPriority="99" w:name="index 1"/>
-    <w:lsdException w:uiPriority="99" w:name="index 2"/>
-    <w:lsdException w:uiPriority="99" w:name="index 3"/>
-    <w:lsdException w:uiPriority="99" w:name="index 4"/>
-    <w:lsdException w:uiPriority="99" w:name="index 5"/>
-    <w:lsdException w:uiPriority="99" w:name="index 6"/>
-    <w:lsdException w:uiPriority="99" w:name="index 7"/>
-    <w:lsdException w:uiPriority="99" w:name="index 8"/>
-    <w:lsdException w:uiPriority="99" w:name="index 9"/>
-    <w:lsdException w:uiPriority="39" w:semiHidden="0" w:name="toc 1"/>
-    <w:lsdException w:uiPriority="39" w:semiHidden="0" w:name="toc 2"/>
-    <w:lsdException w:uiPriority="39" w:name="toc 3"/>
-    <w:lsdException w:uiPriority="39" w:name="toc 4"/>
-    <w:lsdException w:uiPriority="39" w:name="toc 5"/>
-    <w:lsdException w:uiPriority="39" w:name="toc 6"/>
-    <w:lsdException w:uiPriority="39" w:name="toc 7"/>
-    <w:lsdException w:uiPriority="39" w:name="toc 8"/>
-    <w:lsdException w:uiPriority="39" w:name="toc 9"/>
-    <w:lsdException w:uiPriority="99" w:name="Normal Indent"/>
-    <w:lsdException w:uiPriority="99" w:name="footnote text"/>
-    <w:lsdException w:uiPriority="99" w:name="annotation text"/>
-    <w:lsdException w:uiPriority="99" w:name="header"/>
-    <w:lsdException w:uiPriority="99" w:name="footer"/>
-    <w:lsdException w:uiPriority="99" w:name="index heading"/>
-    <w:lsdException w:qFormat="1" w:uiPriority="35" w:name="caption"/>
-    <w:lsdException w:uiPriority="99" w:name="table of figures"/>
-    <w:lsdException w:uiPriority="99" w:name="envelope address"/>
-    <w:lsdException w:uiPriority="99" w:name="envelope return"/>
-    <w:lsdException w:uiPriority="99" w:name="footnote reference"/>
-    <w:lsdException w:uiPriority="99" w:name="annotation reference"/>
-    <w:lsdException w:uiPriority="99" w:name="line number"/>
-    <w:lsdException w:uiPriority="99" w:name="page number"/>
-    <w:lsdException w:uiPriority="99" w:name="endnote reference"/>
-    <w:lsdException w:uiPriority="99" w:name="endnote text"/>
-    <w:lsdException w:uiPriority="99" w:name="table of authorities"/>
-    <w:lsdException w:uiPriority="99" w:name="macro"/>
-    <w:lsdException w:uiPriority="99" w:name="toa heading"/>
-    <w:lsdException w:uiPriority="99" w:name="List"/>
-    <w:lsdException w:uiPriority="99" w:name="List Bullet"/>
-    <w:lsdException w:uiPriority="99" w:name="List Number"/>
-    <w:lsdException w:uiPriority="99" w:name="List 2"/>
-    <w:lsdException w:uiPriority="99" w:name="List 3"/>
-    <w:lsdException w:uiPriority="99" w:name="List 4"/>
-    <w:lsdException w:uiPriority="99" w:name="List 5"/>
-    <w:lsdException w:uiPriority="99" w:name="List Bullet 2"/>
-    <w:lsdException w:uiPriority="99" w:name="List Bullet 3"/>
-    <w:lsdException w:uiPriority="99" w:name="List Bullet 4"/>
-    <w:lsdException w:uiPriority="99" w:name="List Bullet 5"/>
-    <w:lsdException w:uiPriority="99" w:name="List Number 2"/>
-    <w:lsdException w:uiPriority="99" w:name="List Number 3"/>
-    <w:lsdException w:uiPriority="99" w:name="List Number 4"/>
-    <w:lsdException w:uiPriority="99" w:name="List Number 5"/>
-    <w:lsdException w:qFormat="1" w:unhideWhenUsed="0" w:uiPriority="10" w:semiHidden="0" w:name="Title"/>
-    <w:lsdException w:uiPriority="99" w:name="Closing"/>
-    <w:lsdException w:uiPriority="99" w:name="Signature"/>
-    <w:lsdException w:uiPriority="1" w:name="Default Paragraph Font"/>
-    <w:lsdException w:uiPriority="99" w:name="Body Text"/>
-    <w:lsdException w:uiPriority="99" w:name="Body Text Indent"/>
-    <w:lsdException w:uiPriority="99" w:name="List Continue"/>
-    <w:lsdException w:uiPriority="99" w:name="List Continue 2"/>
-    <w:lsdException w:uiPriority="99" w:name="List Continue 3"/>
-    <w:lsdException w:uiPriority="99" w:name="List Continue 4"/>
-    <w:lsdException w:uiPriority="99" w:name="List Continue 5"/>
-    <w:lsdException w:uiPriority="99" w:name="Message Header"/>
-    <w:lsdException w:qFormat="1" w:unhideWhenUsed="0" w:uiPriority="11" w:semiHidden="0" w:name="Subtitle"/>
-    <w:lsdException w:uiPriority="99" w:name="Salutation"/>
-    <w:lsdException w:uiPriority="99" w:name="Date"/>
-    <w:lsdException w:uiPriority="99" w:name="Body Text First Indent"/>
-    <w:lsdException w:uiPriority="99" w:name="Body Text First Indent 2"/>
-    <w:lsdException w:uiPriority="99" w:name="Note Heading"/>
-    <w:lsdException w:uiPriority="99" w:name="Body Text 2"/>
-    <w:lsdException w:uiPriority="99" w:name="Body Text 3"/>
-    <w:lsdException w:uiPriority="99" w:name="Body Text Indent 2"/>
-    <w:lsdException w:uiPriority="99" w:name="Body Text Indent 3"/>
-    <w:lsdException w:uiPriority="99" w:name="Block Text"/>
-    <w:lsdException w:uiPriority="99" w:name="Hyperlink"/>
-    <w:lsdException w:uiPriority="99" w:name="FollowedHyperlink"/>
-    <w:lsdException w:qFormat="1" w:unhideWhenUsed="0" w:uiPriority="22" w:semiHidden="0" w:name="Strong"/>
-    <w:lsdException w:qFormat="1" w:unhideWhenUsed="0" w:uiPriority="20" w:semiHidden="0" w:name="Emphasis"/>
-    <w:lsdException w:uiPriority="99" w:name="Document Map"/>
-    <w:lsdException w:uiPriority="99" w:name="Plain Text"/>
-    <w:lsdException w:uiPriority="99" w:name="E-mail Signature"/>
-    <w:lsdException w:uiPriority="99" w:name="Normal (Web)"/>
-    <w:lsdException w:uiPriority="99" w:name="HTML Acronym"/>
-    <w:lsdException w:uiPriority="99" w:name="HTML Address"/>
-    <w:lsdException w:uiPriority="99" w:name="HTML Cite"/>
-    <w:lsdException w:uiPriority="99" w:name="HTML Code"/>
-    <w:lsdException w:uiPriority="99" w:name="HTML Definition"/>
-    <w:lsdException w:uiPriority="99" w:name="HTML Keyboard"/>
-    <w:lsdException w:uiPriority="99" w:name="HTML Preformatted"/>
-    <w:lsdException w:uiPriority="99" w:name="HTML Sample"/>
-    <w:lsdException w:uiPriority="99" w:name="HTML Typewriter"/>
-    <w:lsdException w:uiPriority="99" w:name="HTML Variable"/>
-    <w:lsdException w:uiPriority="99" w:name="Normal Table"/>
-    <w:lsdException w:uiPriority="99" w:name="annotation subject"/>
-    <w:lsdException w:uiPriority="99" w:name="Table Simple 1"/>
-    <w:lsdException w:uiPriority="99" w:name="Table Simple 2"/>
-    <w:lsdException w:uiPriority="99" w:name="Table Simple 3"/>
-    <w:lsdException w:uiPriority="99" w:name="Table Classic 1"/>
-    <w:lsdException w:uiPriority="99" w:name="Table Classic 2"/>
-    <w:lsdException w:uiPriority="99" w:name="Table Classic 3"/>
-    <w:lsdException w:uiPriority="99" w:name="Table Classic 4"/>
-    <w:lsdException w:uiPriority="99" w:name="Table Colorful 1"/>
-    <w:lsdException w:uiPriority="99" w:name="Table Colorful 2"/>
-    <w:lsdException w:uiPriority="99" w:name="Table Colorful 3"/>
-    <w:lsdException w:uiPriority="99" w:name="Table Columns 1"/>
-    <w:lsdException w:uiPriority="99" w:name="Table Columns 2"/>
-    <w:lsdException w:uiPriority="99" w:name="Table Columns 3"/>
-    <w:lsdException w:uiPriority="99" w:name="Table Columns 4"/>
-    <w:lsdException w:uiPriority="99" w:name="Table Columns 5"/>
-    <w:lsdException w:uiPriority="99" w:name="Table Grid 1"/>
-    <w:lsdException w:uiPriority="99" w:name="Table Grid 2"/>
-    <w:lsdException w:uiPriority="99" w:name="Table Grid 3"/>
-    <w:lsdException w:uiPriority="99" w:name="Table Grid 4"/>
-    <w:lsdException w:uiPriority="99" w:name="Table Grid 5"/>
-    <w:lsdException w:uiPriority="99" w:name="Table Grid 6"/>
-    <w:lsdException w:uiPriority="99" w:name="Table Grid 7"/>
-    <w:lsdException w:uiPriority="99" w:name="Table Grid 8"/>
-    <w:lsdException w:uiPriority="99" w:name="Table List 1"/>
-    <w:lsdException w:uiPriority="99" w:name="Table List 2"/>
-    <w:lsdException w:uiPriority="99" w:name="Table List 3"/>
-    <w:lsdException w:uiPriority="99" w:name="Table List 4"/>
-    <w:lsdException w:uiPriority="99" w:name="Table List 5"/>
-    <w:lsdException w:uiPriority="99" w:name="Table List 6"/>
-    <w:lsdException w:uiPriority="99" w:name="Table List 7"/>
-    <w:lsdException w:uiPriority="99" w:name="Table List 8"/>
-    <w:lsdException w:uiPriority="99" w:name="Table 3D effects 1"/>
-    <w:lsdException w:uiPriority="99" w:name="Table 3D effects 2"/>
-    <w:lsdException w:uiPriority="99" w:name="Table 3D effects 3"/>
-    <w:lsdException w:uiPriority="99" w:name="Table Contemporary"/>
-    <w:lsdException w:uiPriority="99" w:name="Table Elegant"/>
-    <w:lsdException w:uiPriority="99" w:name="Table Professional"/>
-    <w:lsdException w:uiPriority="99" w:name="Table Subtle 1"/>
-    <w:lsdException w:uiPriority="99" w:name="Table Subtle 2"/>
-    <w:lsdException w:uiPriority="99" w:name="Table Web 1"/>
-    <w:lsdException w:uiPriority="99" w:name="Table Web 2"/>
-    <w:lsdException w:uiPriority="99" w:name="Table Web 3"/>
-    <w:lsdException w:uiPriority="99" w:name="Balloon Text"/>
-    <w:lsdException w:unhideWhenUsed="0" w:uiPriority="59" w:semiHidden="0" w:name="Table Grid"/>
-    <w:lsdException w:uiPriority="99" w:name="Table Theme"/>
-    <w:lsdException w:unhideWhenUsed="0" w:uiPriority="60" w:semiHidden="0" w:name="Light Shading"/>
-    <w:lsdException w:unhideWhenUsed="0" w:uiPriority="61" w:semiHidden="0" w:name="Light List"/>
-    <w:lsdException w:unhideWhenUsed="0" w:uiPriority="62" w:semiHidden="0" w:name="Light Grid"/>
-    <w:lsdException w:unhideWhenUsed="0" w:uiPriority="63" w:semiHidden="0" w:name="Medium Shading 1"/>
-    <w:lsdException w:unhideWhenUsed="0" w:uiPriority="64" w:semiHidden="0" w:name="Medium Shading 2"/>
-    <w:lsdException w:unhideWhenUsed="0" w:uiPriority="65" w:semiHidden="0" w:name="Medium List 1"/>
-    <w:lsdException w:unhideWhenUsed="0" w:uiPriority="66" w:semiHidden="0" w:name="Medium List 2"/>
-    <w:lsdException w:unhideWhenUsed="0" w:uiPriority="67" w:semiHidden="0" w:name="Medium Grid 1"/>
-    <w:lsdException w:unhideWhenUsed="0" w:uiPriority="68" w:semiHidden="0" w:name="Medium Grid 2"/>
-    <w:lsdException w:unhideWhenUsed="0" w:uiPriority="69" w:semiHidden="0" w:name="Medium Grid 3"/>
-    <w:lsdException w:unhideWhenUsed="0" w:uiPriority="70" w:semiHidden="0" w:name="Dark List"/>
-    <w:lsdException w:unhideWhenUsed="0" w:uiPriority="71" w:semiHidden="0" w:name="Colorful Shading"/>
-    <w:lsdException w:unhideWhenUsed="0" w:uiPriority="72" w:semiHidden="0" w:name="Colorful List"/>
-    <w:lsdException w:unhideWhenUsed="0" w:uiPriority="73" w:semiHidden="0" w:name="Colorful Grid"/>
-    <w:lsdException w:unhideWhenUsed="0" w:uiPriority="60" w:semiHidden="0" w:name="Light Shading Accent 1"/>
-    <w:lsdException w:unhideWhenUsed="0" w:uiPriority="61" w:semiHidden="0" w:name="Light List Accent 1"/>
-    <w:lsdException w:unhideWhenUsed="0" w:uiPriority="62" w:semiHidden="0" w:name="Light Grid Accent 1"/>
-    <w:lsdException w:unhideWhenUsed="0" w:uiPriority="63" w:semiHidden="0" w:name="Medium Shading 1 Accent 1"/>
-    <w:lsdException w:unhideWhenUsed="0" w:uiPriority="64" w:semiHidden="0" w:name="Medium Shading 2 Accent 1"/>
-    <w:lsdException w:unhideWhenUsed="0" w:uiPriority="65" w:semiHidden="0" w:name="Medium List 1 Accent 1"/>
-    <w:lsdException w:unhideWhenUsed="0" w:uiPriority="66" w:semiHidden="0" w:name="Medium List 2 Accent 1"/>
-    <w:lsdException w:unhideWhenUsed="0" w:uiPriority="67" w:semiHidden="0" w:name="Medium Grid 1 Accent 1"/>
-    <w:lsdException w:unhideWhenUsed="0" w:uiPriority="68" w:semiHidden="0" w:name="Medium Grid 2 Accent 1"/>
-    <w:lsdException w:unhideWhenUsed="0" w:uiPriority="69" w:semiHidden="0" w:name="Medium Grid 3 Accent 1"/>
-    <w:lsdException w:unhideWhenUsed="0" w:uiPriority="70" w:semiHidden="0" w:name="Dark List Accent 1"/>
-    <w:lsdException w:unhideWhenUsed="0" w:uiPriority="71" w:semiHidden="0" w:name="Colorful Shading Accent 1"/>
-    <w:lsdException w:unhideWhenUsed="0" w:uiPriority="72" w:semiHidden="0" w:name="Colorful List Accent 1"/>
-    <w:lsdException w:unhideWhenUsed="0" w:uiPriority="73" w:semiHidden="0" w:name="Colorful Grid Accent 1"/>
-    <w:lsdException w:unhideWhenUsed="0" w:uiPriority="60" w:semiHidden="0" w:name="Light Shading Accent 2"/>
-    <w:lsdException w:unhideWhenUsed="0" w:uiPriority="61" w:semiHidden="0" w:name="Light List Accent 2"/>
-    <w:lsdException w:unhideWhenUsed="0" w:uiPriority="62" w:semiHidden="0" w:name="Light Grid Accent 2"/>
-    <w:lsdException w:unhideWhenUsed="0" w:uiPriority="63" w:semiHidden="0" w:name="Medium Shading 1 Accent 2"/>
-    <w:lsdException w:unhideWhenUsed="0" w:uiPriority="64" w:semiHidden="0" w:name="Medium Shading 2 Accent 2"/>
-    <w:lsdException w:unhideWhenUsed="0" w:uiPriority="65" w:semiHidden="0" w:name="Medium List 1 Accent 2"/>
-    <w:lsdException w:unhideWhenUsed="0" w:uiPriority="66" w:semiHidden="0" w:name="Medium List 2 Accent 2"/>
-    <w:lsdException w:unhideWhenUsed="0" w:uiPriority="67" w:semiHidden="0" w:name="Medium Grid 1 Accent 2"/>
-    <w:lsdException w:unhideWhenUsed="0" w:uiPriority="68" w:semiHidden="0" w:name="Medium Grid 2 Accent 2"/>
-    <w:lsdException w:unhideWhenUsed="0" w:uiPriority="69" w:semiHidden="0" w:name="Medium Grid 3 Accent 2"/>
-    <w:lsdException w:unhideWhenUsed="0" w:uiPriority="70" w:semiHidden="0" w:name="Dark List Accent 2"/>
-    <w:lsdException w:unhideWhenUsed="0" w:uiPriority="71" w:semiHidden="0" w:name="Colorful Shading Accent 2"/>
-    <w:lsdException w:unhideWhenUsed="0" w:uiPriority="72" w:semiHidden="0" w:name="Colorful List Accent 2"/>
-    <w:lsdException w:unhideWhenUsed="0" w:uiPriority="73" w:semiHidden="0" w:name="Colorful Grid Accent 2"/>
-    <w:lsdException w:unhideWhenUsed="0" w:uiPriority="60" w:semiHidden="0" w:name="Light Shading Accent 3"/>
-    <w:lsdException w:unhideWhenUsed="0" w:uiPriority="61" w:semiHidden="0" w:name="Light List Accent 3"/>
-    <w:lsdException w:unhideWhenUsed="0" w:uiPriority="62" w:semiHidden="0" w:name="Light Grid Accent 3"/>
-    <w:lsdException w:unhideWhenUsed="0" w:uiPriority="63" w:semiHidden="0" w:name="Medium Shading 1 Accent 3"/>
-    <w:lsdException w:unhideWhenUsed="0" w:uiPriority="64" w:semiHidden="0" w:name="Medium Shading 2 Accent 3"/>
-    <w:lsdException w:unhideWhenUsed="0" w:uiPriority="65" w:semiHidden="0" w:name="Medium List 1 Accent 3"/>
-    <w:lsdException w:unhideWhenUsed="0" w:uiPriority="66" w:semiHidden="0" w:name="Medium List 2 Accent 3"/>
-    <w:lsdException w:unhideWhenUsed="0" w:uiPriority="67" w:semiHidden="0" w:name="Medium Grid 1 Accent 3"/>
-    <w:lsdException w:unhideWhenUsed="0" w:uiPriority="68" w:semiHidden="0" w:name="Medium Grid 2 Accent 3"/>
-    <w:lsdException w:unhideWhenUsed="0" w:uiPriority="69" w:semiHidden="0" w:name="Medium Grid 3 Accent 3"/>
-    <w:lsdException w:unhideWhenUsed="0" w:uiPriority="70" w:semiHidden="0" w:name="Dark List Accent 3"/>
-    <w:lsdException w:unhideWhenUsed="0" w:uiPriority="71" w:semiHidden="0" w:name="Colorful Shading Accent 3"/>
-    <w:lsdException w:unhideWhenUsed="0" w:uiPriority="72" w:semiHidden="0" w:name="Colorful List Accent 3"/>
-    <w:lsdException w:unhideWhenUsed="0" w:uiPriority="73" w:semiHidden="0" w:name="Colorful Grid Accent 3"/>
-    <w:lsdException w:unhideWhenUsed="0" w:uiPriority="60" w:semiHidden="0" w:name="Light Shading Accent 4"/>
-    <w:lsdException w:unhideWhenUsed="0" w:uiPriority="61" w:semiHidden="0" w:name="Light List Accent 4"/>
-    <w:lsdException w:unhideWhenUsed="0" w:uiPriority="62" w:semiHidden="0" w:name="Light Grid Accent 4"/>
-    <w:lsdException w:unhideWhenUsed="0" w:uiPriority="63" w:semiHidden="0" w:name="Medium Shading 1 Accent 4"/>
-    <w:lsdException w:unhideWhenUsed="0" w:uiPriority="64" w:semiHidden="0" w:name="Medium Shading 2 Accent 4"/>
-    <w:lsdException w:unhideWhenUsed="0" w:uiPriority="65" w:semiHidden="0" w:name="Medium List 1 Accent 4"/>
-    <w:lsdException w:unhideWhenUsed="0" w:uiPriority="66" w:semiHidden="0" w:name="Medium List 2 Accent 4"/>
-    <w:lsdException w:unhideWhenUsed="0" w:uiPriority="67" w:semiHidden="0" w:name="Medium Grid 1 Accent 4"/>
-    <w:lsdException w:unhideWhenUsed="0" w:uiPriority="68" w:semiHidden="0" w:name="Medium Grid 2 Accent 4"/>
-    <w:lsdException w:unhideWhenUsed="0" w:uiPriority="69" w:semiHidden="0" w:name="Medium Grid 3 Accent 4"/>
-    <w:lsdException w:unhideWhenUsed="0" w:uiPriority="70" w:semiHidden="0" w:name="Dark List Accent 4"/>
-    <w:lsdException w:unhideWhenUsed="0" w:uiPriority="71" w:semiHidden="0" w:name="Colorful Shading Accent 4"/>
-    <w:lsdException w:unhideWhenUsed="0" w:uiPriority="72" w:semiHidden="0" w:name="Colorful List Accent 4"/>
-    <w:lsdException w:unhideWhenUsed="0" w:uiPriority="73" w:semiHidden="0" w:name="Colorful Grid Accent 4"/>
-    <w:lsdException w:unhideWhenUsed="0" w:uiPriority="60" w:semiHidden="0" w:name="Light Shading Accent 5"/>
-    <w:lsdException w:unhideWhenUsed="0" w:uiPriority="61" w:semiHidden="0" w:name="Light List Accent 5"/>
-    <w:lsdException w:unhideWhenUsed="0" w:uiPriority="62" w:semiHidden="0" w:name="Light Grid Accent 5"/>
-    <w:lsdException w:unhideWhenUsed="0" w:uiPriority="63" w:semiHidden="0" w:name="Medium Shading 1 Accent 5"/>
-    <w:lsdException w:unhideWhenUsed="0" w:uiPriority="64" w:semiHidden="0" w:name="Medium Shading 2 Accent 5"/>
-    <w:lsdException w:unhideWhenUsed="0" w:uiPriority="65" w:semiHidden="0" w:name="Medium List 1 Accent 5"/>
-    <w:lsdException w:unhideWhenUsed="0" w:uiPriority="66" w:semiHidden="0" w:name="Medium List 2 Accent 5"/>
-    <w:lsdException w:unhideWhenUsed="0" w:uiPriority="67" w:semiHidden="0" w:name="Medium Grid 1 Accent 5"/>
-    <w:lsdException w:unhideWhenUsed="0" w:uiPriority="68" w:semiHidden="0" w:name="Medium Grid 2 Accent 5"/>
-    <w:lsdException w:unhideWhenUsed="0" w:uiPriority="69" w:semiHidden="0" w:name="Medium Grid 3 Accent 5"/>
-    <w:lsdException w:unhideWhenUsed="0" w:uiPriority="70" w:semiHidden="0" w:name="Dark List Accent 5"/>
-    <w:lsdException w:unhideWhenUsed="0" w:uiPriority="71" w:semiHidden="0" w:name="Colorful Shading Accent 5"/>
-    <w:lsdException w:unhideWhenUsed="0" w:uiPriority="72" w:semiHidden="0" w:name="Colorful List Accent 5"/>
-    <w:lsdException w:unhideWhenUsed="0" w:uiPriority="73" w:semiHidden="0" w:name="Colorful Grid Accent 5"/>
-    <w:lsdException w:unhideWhenUsed="0" w:uiPriority="60" w:semiHidden="0" w:name="Light Shading Accent 6"/>
-    <w:lsdException w:unhideWhenUsed="0" w:uiPriority="61" w:semiHidden="0" w:name="Light List Accent 6"/>
-    <w:lsdException w:unhideWhenUsed="0" w:uiPriority="62" w:semiHidden="0" w:name="Light Grid Accent 6"/>
-    <w:lsdException w:unhideWhenUsed="0" w:uiPriority="63" w:semiHidden="0" w:name="Medium Shading 1 Accent 6"/>
-    <w:lsdException w:unhideWhenUsed="0" w:uiPriority="64" w:semiHidden="0" w:name="Medium Shading 2 Accent 6"/>
-    <w:lsdException w:unhideWhenUsed="0" w:uiPriority="65" w:semiHidden="0" w:name="Medium List 1 Accent 6"/>
-    <w:lsdException w:unhideWhenUsed="0" w:uiPriority="66" w:semiHidden="0" w:name="Medium List 2 Accent 6"/>
-    <w:lsdException w:unhideWhenUsed="0" w:uiPriority="67" w:semiHidden="0" w:name="Medium Grid 1 Accent 6"/>
-    <w:lsdException w:unhideWhenUsed="0" w:uiPriority="68" w:semiHidden="0" w:name="Medium Grid 2 Accent 6"/>
-    <w:lsdException w:unhideWhenUsed="0" w:uiPriority="69" w:semiHidden="0" w:name="Medium Grid 3 Accent 6"/>
-    <w:lsdException w:unhideWhenUsed="0" w:uiPriority="70" w:semiHidden="0" w:name="Dark List Accent 6"/>
-    <w:lsdException w:unhideWhenUsed="0" w:uiPriority="71" w:semiHidden="0" w:name="Colorful Shading Accent 6"/>
-    <w:lsdException w:unhideWhenUsed="0" w:uiPriority="72" w:semiHidden="0" w:name="Colorful List Accent 6"/>
-    <w:lsdException w:unhideWhenUsed="0" w:uiPriority="73" w:semiHidden="0" w:name="Colorful Grid Accent 6"/>
+  <w:latentStyles w:defLockedState="0" w:defUIPriority="99" w:defSemiHidden="0" w:defUnhideWhenUsed="0" w:defQFormat="0" w:count="376">
+    <w:lsdException w:name="Normal" w:uiPriority="0" w:qFormat="1"/>
+    <w:lsdException w:name="heading 1" w:uiPriority="9" w:qFormat="1"/>
+    <w:lsdException w:name="heading 2" w:uiPriority="9" w:unhideWhenUsed="1" w:qFormat="1"/>
+    <w:lsdException w:name="heading 3" w:uiPriority="9" w:unhideWhenUsed="1" w:qFormat="1"/>
+    <w:lsdException w:name="heading 4" w:semiHidden="1" w:uiPriority="9" w:unhideWhenUsed="1" w:qFormat="1"/>
+    <w:lsdException w:name="heading 5" w:semiHidden="1" w:uiPriority="9" w:unhideWhenUsed="1" w:qFormat="1"/>
+    <w:lsdException w:name="heading 6" w:semiHidden="1" w:uiPriority="9" w:unhideWhenUsed="1" w:qFormat="1"/>
+    <w:lsdException w:name="heading 7" w:semiHidden="1" w:uiPriority="9" w:unhideWhenUsed="1" w:qFormat="1"/>
+    <w:lsdException w:name="heading 8" w:semiHidden="1" w:uiPriority="9" w:unhideWhenUsed="1" w:qFormat="1"/>
+    <w:lsdException w:name="heading 9" w:semiHidden="1" w:uiPriority="9" w:unhideWhenUsed="1" w:qFormat="1"/>
+    <w:lsdException w:name="index 1" w:semiHidden="1" w:unhideWhenUsed="1"/>
+    <w:lsdException w:name="index 2" w:semiHidden="1" w:unhideWhenUsed="1"/>
+    <w:lsdException w:name="index 3" w:semiHidden="1" w:unhideWhenUsed="1"/>
+    <w:lsdException w:name="index 4" w:semiHidden="1" w:unhideWhenUsed="1"/>
+    <w:lsdException w:name="index 5" w:semiHidden="1" w:unhideWhenUsed="1"/>
+    <w:lsdException w:name="index 6" w:semiHidden="1" w:unhideWhenUsed="1"/>
+    <w:lsdException w:name="index 7" w:semiHidden="1" w:unhideWhenUsed="1"/>
+    <w:lsdException w:name="index 8" w:semiHidden="1" w:unhideWhenUsed="1"/>
+    <w:lsdException w:name="index 9" w:semiHidden="1" w:unhideWhenUsed="1"/>
+    <w:lsdException w:name="toc 1" w:uiPriority="39" w:unhideWhenUsed="1"/>
+    <w:lsdException w:name="toc 2" w:uiPriority="39" w:unhideWhenUsed="1"/>
+    <w:lsdException w:name="toc 3" w:semiHidden="1" w:uiPriority="39" w:unhideWhenUsed="1"/>
+    <w:lsdException w:name="toc 4" w:semiHidden="1" w:uiPriority="39" w:unhideWhenUsed="1"/>
+    <w:lsdException w:name="toc 5" w:semiHidden="1" w:uiPriority="39" w:unhideWhenUsed="1"/>
+    <w:lsdException w:name="toc 6" w:semiHidden="1" w:uiPriority="39" w:unhideWhenUsed="1"/>
+    <w:lsdException w:name="toc 7" w:semiHidden="1" w:uiPriority="39" w:unhideWhenUsed="1"/>
+    <w:lsdException w:name="toc 8" w:semiHidden="1" w:uiPriority="39" w:unhideWhenUsed="1"/>
+    <w:lsdException w:name="toc 9" w:semiHidden="1" w:uiPriority="39" w:unhideWhenUsed="1"/>
+    <w:lsdException w:name="Normal Indent" w:semiHidden="1" w:unhideWhenUsed="1"/>
+    <w:lsdException w:name="footnote text" w:semiHidden="1" w:unhideWhenUsed="1"/>
+    <w:lsdException w:name="annotation text" w:semiHidden="1" w:unhideWhenUsed="1"/>
+    <w:lsdException w:name="header" w:unhideWhenUsed="1"/>
+    <w:lsdException w:name="footer" w:unhideWhenUsed="1"/>
+    <w:lsdException w:name="index heading" w:semiHidden="1" w:unhideWhenUsed="1"/>
+    <w:lsdException w:name="caption" w:semiHidden="1" w:uiPriority="35" w:unhideWhenUsed="1" w:qFormat="1"/>
+    <w:lsdException w:name="table of figures" w:semiHidden="1" w:unhideWhenUsed="1"/>
+    <w:lsdException w:name="envelope address" w:semiHidden="1" w:unhideWhenUsed="1"/>
+    <w:lsdException w:name="envelope return" w:semiHidden="1" w:unhideWhenUsed="1"/>
+    <w:lsdException w:name="footnote reference" w:semiHidden="1" w:unhideWhenUsed="1"/>
+    <w:lsdException w:name="annotation reference" w:semiHidden="1" w:unhideWhenUsed="1"/>
+    <w:lsdException w:name="line number" w:semiHidden="1" w:unhideWhenUsed="1"/>
+    <w:lsdException w:name="page number" w:semiHidden="1" w:unhideWhenUsed="1"/>
+    <w:lsdException w:name="endnote reference" w:semiHidden="1" w:unhideWhenUsed="1"/>
+    <w:lsdException w:name="endnote text" w:semiHidden="1" w:unhideWhenUsed="1"/>
+    <w:lsdException w:name="table of authorities" w:semiHidden="1" w:unhideWhenUsed="1"/>
+    <w:lsdException w:name="macro" w:semiHidden="1" w:unhideWhenUsed="1"/>
+    <w:lsdException w:name="toa heading" w:semiHidden="1" w:unhideWhenUsed="1"/>
+    <w:lsdException w:name="List" w:semiHidden="1" w:unhideWhenUsed="1"/>
+    <w:lsdException w:name="List Bullet" w:semiHidden="1" w:unhideWhenUsed="1"/>
+    <w:lsdException w:name="List Number" w:semiHidden="1" w:unhideWhenUsed="1"/>
+    <w:lsdException w:name="List 2" w:semiHidden="1" w:unhideWhenUsed="1"/>
+    <w:lsdException w:name="List 3" w:semiHidden="1" w:unhideWhenUsed="1"/>
+    <w:lsdException w:name="List 4" w:semiHidden="1" w:unhideWhenUsed="1"/>
+    <w:lsdException w:name="List 5" w:semiHidden="1" w:unhideWhenUsed="1"/>
+    <w:lsdException w:name="List Bullet 2" w:semiHidden="1" w:unhideWhenUsed="1"/>
+    <w:lsdException w:name="List Bullet 3" w:semiHidden="1" w:unhideWhenUsed="1"/>
+    <w:lsdException w:name="List Bullet 4" w:semiHidden="1" w:unhideWhenUsed="1"/>
+    <w:lsdException w:name="List Bullet 5" w:semiHidden="1" w:unhideWhenUsed="1"/>
+    <w:lsdException w:name="List Number 2" w:semiHidden="1" w:unhideWhenUsed="1"/>
+    <w:lsdException w:name="List Number 3" w:semiHidden="1" w:unhideWhenUsed="1"/>
+    <w:lsdException w:name="List Number 4" w:semiHidden="1" w:unhideWhenUsed="1"/>
+    <w:lsdException w:name="List Number 5" w:semiHidden="1" w:unhideWhenUsed="1"/>
+    <w:lsdException w:name="Title" w:uiPriority="10" w:qFormat="1"/>
+    <w:lsdException w:name="Closing" w:semiHidden="1" w:unhideWhenUsed="1"/>
+    <w:lsdException w:name="Signature" w:semiHidden="1" w:unhideWhenUsed="1"/>
+    <w:lsdException w:name="Default Paragraph Font" w:semiHidden="1" w:uiPriority="1" w:unhideWhenUsed="1"/>
+    <w:lsdException w:name="Body Text" w:semiHidden="1" w:unhideWhenUsed="1"/>
+    <w:lsdException w:name="Body Text Indent" w:semiHidden="1" w:unhideWhenUsed="1"/>
+    <w:lsdException w:name="List Continue" w:semiHidden="1" w:unhideWhenUsed="1"/>
+    <w:lsdException w:name="List Continue 2" w:semiHidden="1" w:unhideWhenUsed="1"/>
+    <w:lsdException w:name="List Continue 3" w:semiHidden="1" w:unhideWhenUsed="1"/>
+    <w:lsdException w:name="List Continue 4" w:semiHidden="1" w:unhideWhenUsed="1"/>
+    <w:lsdException w:name="List Continue 5" w:semiHidden="1" w:unhideWhenUsed="1"/>
+    <w:lsdException w:name="Message Header" w:semiHidden="1" w:unhideWhenUsed="1"/>
+    <w:lsdException w:name="Subtitle" w:uiPriority="11" w:qFormat="1"/>
+    <w:lsdException w:name="Salutation" w:semiHidden="1" w:unhideWhenUsed="1"/>
+    <w:lsdException w:name="Date" w:semiHidden="1" w:unhideWhenUsed="1"/>
+    <w:lsdException w:name="Body Text First Indent" w:semiHidden="1" w:unhideWhenUsed="1"/>
+    <w:lsdException w:name="Body Text First Indent 2" w:semiHidden="1" w:unhideWhenUsed="1"/>
+    <w:lsdException w:name="Note Heading" w:semiHidden="1" w:unhideWhenUsed="1"/>
+    <w:lsdException w:name="Body Text 2" w:semiHidden="1" w:unhideWhenUsed="1"/>
+    <w:lsdException w:name="Body Text 3" w:semiHidden="1" w:unhideWhenUsed="1"/>
+    <w:lsdException w:name="Body Text Indent 2" w:semiHidden="1" w:unhideWhenUsed="1"/>
+    <w:lsdException w:name="Body Text Indent 3" w:semiHidden="1" w:unhideWhenUsed="1"/>
+    <w:lsdException w:name="Block Text" w:semiHidden="1" w:unhideWhenUsed="1"/>
+    <w:lsdException w:name="Hyperlink" w:semiHidden="1" w:unhideWhenUsed="1"/>
+    <w:lsdException w:name="FollowedHyperlink" w:semiHidden="1" w:unhideWhenUsed="1"/>
+    <w:lsdException w:name="Strong" w:uiPriority="22" w:qFormat="1"/>
+    <w:lsdException w:name="Emphasis" w:uiPriority="20" w:qFormat="1"/>
+    <w:lsdException w:name="Document Map" w:semiHidden="1" w:unhideWhenUsed="1"/>
+    <w:lsdException w:name="Plain Text" w:semiHidden="1" w:unhideWhenUsed="1"/>
+    <w:lsdException w:name="E-mail Signature" w:semiHidden="1" w:unhideWhenUsed="1"/>
+    <w:lsdException w:name="HTML Top of Form" w:semiHidden="1" w:unhideWhenUsed="1"/>
+    <w:lsdException w:name="HTML Bottom of Form" w:semiHidden="1" w:unhideWhenUsed="1"/>
+    <w:lsdException w:name="Normal (Web)" w:semiHidden="1" w:unhideWhenUsed="1"/>
+    <w:lsdException w:name="HTML Acronym" w:semiHidden="1" w:unhideWhenUsed="1"/>
+    <w:lsdException w:name="HTML Address" w:semiHidden="1" w:unhideWhenUsed="1"/>
+    <w:lsdException w:name="HTML Cite" w:semiHidden="1" w:unhideWhenUsed="1"/>
+    <w:lsdException w:name="HTML Code" w:semiHidden="1" w:unhideWhenUsed="1"/>
+    <w:lsdException w:name="HTML Definition" w:semiHidden="1" w:unhideWhenUsed="1"/>
+    <w:lsdException w:name="HTML Keyboard" w:semiHidden="1" w:unhideWhenUsed="1"/>
+    <w:lsdException w:name="HTML Preformatted" w:semiHidden="1" w:unhideWhenUsed="1"/>
+    <w:lsdException w:name="HTML Sample" w:semiHidden="1" w:unhideWhenUsed="1"/>
+    <w:lsdException w:name="HTML Typewriter" w:semiHidden="1" w:unhideWhenUsed="1"/>
+    <w:lsdException w:name="HTML Variable" w:semiHidden="1" w:unhideWhenUsed="1"/>
+    <w:lsdException w:name="Normal Table" w:semiHidden="1" w:unhideWhenUsed="1"/>
+    <w:lsdException w:name="annotation subject" w:semiHidden="1" w:unhideWhenUsed="1"/>
+    <w:lsdException w:name="No List" w:semiHidden="1" w:unhideWhenUsed="1"/>
+    <w:lsdException w:name="Outline List 1" w:semiHidden="1" w:unhideWhenUsed="1"/>
+    <w:lsdException w:name="Outline List 2" w:semiHidden="1" w:unhideWhenUsed="1"/>
+    <w:lsdException w:name="Outline List 3" w:semiHidden="1" w:unhideWhenUsed="1"/>
+    <w:lsdException w:name="Table Simple 1" w:semiHidden="1" w:unhideWhenUsed="1"/>
+    <w:lsdException w:name="Table Simple 2" w:semiHidden="1" w:unhideWhenUsed="1"/>
+    <w:lsdException w:name="Table Simple 3" w:semiHidden="1" w:unhideWhenUsed="1"/>
+    <w:lsdException w:name="Table Classic 1" w:semiHidden="1" w:unhideWhenUsed="1"/>
+    <w:lsdException w:name="Table Classic 2" w:semiHidden="1" w:unhideWhenUsed="1"/>
+    <w:lsdException w:name="Table Classic 3" w:semiHidden="1" w:unhideWhenUsed="1"/>
+    <w:lsdException w:name="Table Classic 4" w:semiHidden="1" w:unhideWhenUsed="1"/>
+    <w:lsdException w:name="Table Colorful 1" w:semiHidden="1" w:unhideWhenUsed="1"/>
+    <w:lsdException w:name="Table Colorful 2" w:semiHidden="1" w:unhideWhenUsed="1"/>
+    <w:lsdException w:name="Table Colorful 3" w:semiHidden="1" w:unhideWhenUsed="1"/>
+    <w:lsdException w:name="Table Columns 1" w:semiHidden="1" w:unhideWhenUsed="1"/>
+    <w:lsdException w:name="Table Columns 2" w:semiHidden="1" w:unhideWhenUsed="1"/>
+    <w:lsdException w:name="Table Columns 3" w:semiHidden="1" w:unhideWhenUsed="1"/>
+    <w:lsdException w:name="Table Columns 4" w:semiHidden="1" w:unhideWhenUsed="1"/>
+    <w:lsdException w:name="Table Columns 5" w:semiHidden="1" w:unhideWhenUsed="1"/>
+    <w:lsdException w:name="Table Grid 1" w:semiHidden="1" w:unhideWhenUsed="1"/>
+    <w:lsdException w:name="Table Grid 2" w:semiHidden="1" w:unhideWhenUsed="1"/>
+    <w:lsdException w:name="Table Grid 3" w:semiHidden="1" w:unhideWhenUsed="1"/>
+    <w:lsdException w:name="Table Grid 4" w:semiHidden="1" w:unhideWhenUsed="1"/>
+    <w:lsdException w:name="Table Grid 5" w:semiHidden="1" w:unhideWhenUsed="1"/>
+    <w:lsdException w:name="Table Grid 6" w:semiHidden="1" w:unhideWhenUsed="1"/>
+    <w:lsdException w:name="Table Grid 7" w:semiHidden="1" w:unhideWhenUsed="1"/>
+    <w:lsdException w:name="Table Grid 8" w:semiHidden="1" w:unhideWhenUsed="1"/>
+    <w:lsdException w:name="Table List 1" w:semiHidden="1" w:unhideWhenUsed="1"/>
+    <w:lsdException w:name="Table List 2" w:semiHidden="1" w:unhideWhenUsed="1"/>
+    <w:lsdException w:name="Table List 3" w:semiHidden="1" w:unhideWhenUsed="1"/>
+    <w:lsdException w:name="Table List 4" w:semiHidden="1" w:unhideWhenUsed="1"/>
+    <w:lsdException w:name="Table List 5" w:semiHidden="1" w:unhideWhenUsed="1"/>
+    <w:lsdException w:name="Table List 6" w:semiHidden="1" w:unhideWhenUsed="1"/>
+    <w:lsdException w:name="Table List 7" w:semiHidden="1" w:unhideWhenUsed="1"/>
+    <w:lsdException w:name="Table List 8" w:semiHidden="1" w:unhideWhenUsed="1"/>
+    <w:lsdException w:name="Table 3D effects 1" w:semiHidden="1" w:unhideWhenUsed="1"/>
+    <w:lsdException w:name="Table 3D effects 2" w:semiHidden="1" w:unhideWhenUsed="1"/>
+    <w:lsdException w:name="Table 3D effects 3" w:semiHidden="1" w:unhideWhenUsed="1"/>
+    <w:lsdException w:name="Table Contemporary" w:semiHidden="1" w:unhideWhenUsed="1"/>
+    <w:lsdException w:name="Table Elegant" w:semiHidden="1" w:unhideWhenUsed="1"/>
+    <w:lsdException w:name="Table Professional" w:semiHidden="1" w:unhideWhenUsed="1"/>
+    <w:lsdException w:name="Table Subtle 1" w:semiHidden="1" w:unhideWhenUsed="1"/>
+    <w:lsdException w:name="Table Subtle 2" w:semiHidden="1" w:unhideWhenUsed="1"/>
+    <w:lsdException w:name="Table Web 1" w:semiHidden="1" w:unhideWhenUsed="1"/>
+    <w:lsdException w:name="Table Web 2" w:semiHidden="1" w:unhideWhenUsed="1"/>
+    <w:lsdException w:name="Table Web 3" w:semiHidden="1" w:unhideWhenUsed="1"/>
+    <w:lsdException w:name="Balloon Text" w:semiHidden="1" w:unhideWhenUsed="1"/>
+    <w:lsdException w:name="Table Grid" w:uiPriority="59"/>
+    <w:lsdException w:name="Table Theme" w:semiHidden="1" w:unhideWhenUsed="1"/>
+    <w:lsdException w:name="Placeholder Text" w:semiHidden="1" w:unhideWhenUsed="1"/>
+    <w:lsdException w:name="No Spacing" w:semiHidden="1" w:unhideWhenUsed="1"/>
+    <w:lsdException w:name="Light Shading" w:uiPriority="60"/>
+    <w:lsdException w:name="Light List" w:uiPriority="61"/>
+    <w:lsdException w:name="Light Grid" w:uiPriority="62"/>
+    <w:lsdException w:name="Medium Shading 1" w:uiPriority="63"/>
+    <w:lsdException w:name="Medium Shading 2" w:uiPriority="64"/>
+    <w:lsdException w:name="Medium List 1" w:uiPriority="65"/>
+    <w:lsdException w:name="Medium List 2" w:uiPriority="66"/>
+    <w:lsdException w:name="Medium Grid 1" w:uiPriority="67"/>
+    <w:lsdException w:name="Medium Grid 2" w:uiPriority="68"/>
+    <w:lsdException w:name="Medium Grid 3" w:uiPriority="69"/>
+    <w:lsdException w:name="Dark List" w:uiPriority="70"/>
+    <w:lsdException w:name="Colorful Shading" w:uiPriority="71"/>
+    <w:lsdException w:name="Colorful List" w:uiPriority="72"/>
+    <w:lsdException w:name="Colorful Grid" w:uiPriority="73"/>
+    <w:lsdException w:name="Light Shading Accent 1" w:uiPriority="60"/>
+    <w:lsdException w:name="Light List Accent 1" w:uiPriority="61"/>
+    <w:lsdException w:name="Light Grid Accent 1" w:uiPriority="62"/>
+    <w:lsdException w:name="Medium Shading 1 Accent 1" w:uiPriority="63"/>
+    <w:lsdException w:name="Medium Shading 2 Accent 1" w:uiPriority="64"/>
+    <w:lsdException w:name="Medium List 1 Accent 1" w:uiPriority="65"/>
+    <w:lsdException w:name="Revision" w:semiHidden="1" w:unhideWhenUsed="1"/>
+    <w:lsdException w:name="Quote" w:semiHidden="1" w:unhideWhenUsed="1"/>
+    <w:lsdException w:name="Intense Quote" w:semiHidden="1" w:unhideWhenUsed="1"/>
+    <w:lsdException w:name="Medium List 2 Accent 1" w:uiPriority="66"/>
+    <w:lsdException w:name="Medium Grid 1 Accent 1" w:uiPriority="67"/>
+    <w:lsdException w:name="Medium Grid 2 Accent 1" w:uiPriority="68"/>
+    <w:lsdException w:name="Medium Grid 3 Accent 1" w:uiPriority="69"/>
+    <w:lsdException w:name="Dark List Accent 1" w:uiPriority="70"/>
+    <w:lsdException w:name="Colorful Shading Accent 1" w:uiPriority="71"/>
+    <w:lsdException w:name="Colorful List Accent 1" w:uiPriority="72"/>
+    <w:lsdException w:name="Colorful Grid Accent 1" w:uiPriority="73"/>
+    <w:lsdException w:name="Light Shading Accent 2" w:uiPriority="60"/>
+    <w:lsdException w:name="Light List Accent 2" w:uiPriority="61"/>
+    <w:lsdException w:name="Light Grid Accent 2" w:uiPriority="62"/>
+    <w:lsdException w:name="Medium Shading 1 Accent 2" w:uiPriority="63"/>
+    <w:lsdException w:name="Medium Shading 2 Accent 2" w:uiPriority="64"/>
+    <w:lsdException w:name="Medium List 1 Accent 2" w:uiPriority="65"/>
+    <w:lsdException w:name="Medium List 2 Accent 2" w:uiPriority="66"/>
+    <w:lsdException w:name="Medium Grid 1 Accent 2" w:uiPriority="67"/>
+    <w:lsdException w:name="Medium Grid 2 Accent 2" w:uiPriority="68"/>
+    <w:lsdException w:name="Medium Grid 3 Accent 2" w:uiPriority="69"/>
+    <w:lsdException w:name="Dark List Accent 2" w:uiPriority="70"/>
+    <w:lsdException w:name="Colorful Shading Accent 2" w:uiPriority="71"/>
+    <w:lsdException w:name="Colorful List Accent 2" w:uiPriority="72"/>
+    <w:lsdException w:name="Colorful Grid Accent 2" w:uiPriority="73"/>
+    <w:lsdException w:name="Light Shading Accent 3" w:uiPriority="60"/>
+    <w:lsdException w:name="Light List Accent 3" w:uiPriority="61"/>
+    <w:lsdException w:name="Light Grid Accent 3" w:uiPriority="62"/>
+    <w:lsdException w:name="Medium Shading 1 Accent 3" w:uiPriority="63"/>
+    <w:lsdException w:name="Medium Shading 2 Accent 3" w:uiPriority="64"/>
+    <w:lsdException w:name="Medium List 1 Accent 3" w:uiPriority="65"/>
+    <w:lsdException w:name="Medium List 2 Accent 3" w:uiPriority="66"/>
+    <w:lsdException w:name="Medium Grid 1 Accent 3" w:uiPriority="67"/>
+    <w:lsdException w:name="Medium Grid 2 Accent 3" w:uiPriority="68"/>
+    <w:lsdException w:name="Medium Grid 3 Accent 3" w:uiPriority="69"/>
+    <w:lsdException w:name="Dark List Accent 3" w:uiPriority="70"/>
+    <w:lsdException w:name="Colorful Shading Accent 3" w:uiPriority="71"/>
+    <w:lsdException w:name="Colorful List Accent 3" w:uiPriority="72"/>
+    <w:lsdException w:name="Colorful Grid Accent 3" w:uiPriority="73"/>
+    <w:lsdException w:name="Light Shading Accent 4" w:uiPriority="60"/>
+    <w:lsdException w:name="Light List Accent 4" w:uiPriority="61"/>
+    <w:lsdException w:name="Light Grid Accent 4" w:uiPriority="62"/>
+    <w:lsdException w:name="Medium Shading 1 Accent 4" w:uiPriority="63"/>
+    <w:lsdException w:name="Medium Shading 2 Accent 4" w:uiPriority="64"/>
+    <w:lsdException w:name="Medium List 1 Accent 4" w:uiPriority="65"/>
+    <w:lsdException w:name="Medium List 2 Accent 4" w:uiPriority="66"/>
+    <w:lsdException w:name="Medium Grid 1 Accent 4" w:uiPriority="67"/>
+    <w:lsdException w:name="Medium Grid 2 Accent 4" w:uiPriority="68"/>
+    <w:lsdException w:name="Medium Grid 3 Accent 4" w:uiPriority="69"/>
+    <w:lsdException w:name="Dark List Accent 4" w:uiPriority="70"/>
+    <w:lsdException w:name="Colorful Shading Accent 4" w:uiPriority="71"/>
+    <w:lsdException w:name="Colorful List Accent 4" w:uiPriority="72"/>
+    <w:lsdException w:name="Colorful Grid Accent 4" w:uiPriority="73"/>
+    <w:lsdException w:name="Light Shading Accent 5" w:uiPriority="60"/>
+    <w:lsdException w:name="Light List Accent 5" w:uiPriority="61"/>
+    <w:lsdException w:name="Light Grid Accent 5" w:uiPriority="62"/>
+    <w:lsdException w:name="Medium Shading 1 Accent 5" w:uiPriority="63"/>
+    <w:lsdException w:name="Medium Shading 2 Accent 5" w:uiPriority="64"/>
+    <w:lsdException w:name="Medium List 1 Accent 5" w:uiPriority="65"/>
+    <w:lsdException w:name="Medium List 2 Accent 5" w:uiPriority="66"/>
+    <w:lsdException w:name="Medium Grid 1 Accent 5" w:uiPriority="67"/>
+    <w:lsdException w:name="Medium Grid 2 Accent 5" w:uiPriority="68"/>
+    <w:lsdException w:name="Medium Grid 3 Accent 5" w:uiPriority="69"/>
+    <w:lsdException w:name="Dark List Accent 5" w:uiPriority="70"/>
+    <w:lsdException w:name="Colorful Shading Accent 5" w:uiPriority="71"/>
+    <w:lsdException w:name="Colorful List Accent 5" w:uiPriority="72"/>
+    <w:lsdException w:name="Colorful Grid Accent 5" w:uiPriority="73"/>
+    <w:lsdException w:name="Light Shading Accent 6" w:uiPriority="60"/>
+    <w:lsdException w:name="Light List Accent 6" w:uiPriority="61"/>
+    <w:lsdException w:name="Light Grid Accent 6" w:uiPriority="62"/>
+    <w:lsdException w:name="Medium Shading 1 Accent 6" w:uiPriority="63"/>
+    <w:lsdException w:name="Medium Shading 2 Accent 6" w:uiPriority="64"/>
+    <w:lsdException w:name="Medium List 1 Accent 6" w:uiPriority="65"/>
+    <w:lsdException w:name="Medium List 2 Accent 6" w:uiPriority="66"/>
+    <w:lsdException w:name="Medium Grid 1 Accent 6" w:uiPriority="67"/>
+    <w:lsdException w:name="Medium Grid 2 Accent 6" w:uiPriority="68"/>
+    <w:lsdException w:name="Medium Grid 3 Accent 6" w:uiPriority="69"/>
+    <w:lsdException w:name="Dark List Accent 6" w:uiPriority="70"/>
+    <w:lsdException w:name="Colorful Shading Accent 6" w:uiPriority="71"/>
+    <w:lsdException w:name="Colorful List Accent 6" w:uiPriority="72"/>
+    <w:lsdException w:name="Colorful Grid Accent 6" w:uiPriority="73"/>
+    <w:lsdException w:name="Subtle Emphasis" w:uiPriority="19" w:qFormat="1"/>
+    <w:lsdException w:name="Intense Emphasis" w:uiPriority="21" w:qFormat="1"/>
+    <w:lsdException w:name="Subtle Reference" w:uiPriority="31" w:qFormat="1"/>
+    <w:lsdException w:name="Intense Reference" w:uiPriority="32" w:qFormat="1"/>
+    <w:lsdException w:name="Book Title" w:uiPriority="33" w:qFormat="1"/>
+    <w:lsdException w:name="Bibliography" w:semiHidden="1" w:uiPriority="37" w:unhideWhenUsed="1"/>
+    <w:lsdException w:name="TOC Heading" w:semiHidden="1" w:uiPriority="39" w:unhideWhenUsed="1" w:qFormat="1"/>
+    <w:lsdException w:name="Plain Table 1" w:uiPriority="41"/>
+    <w:lsdException w:name="Plain Table 2" w:uiPriority="42"/>
+    <w:lsdException w:name="Plain Table 3" w:uiPriority="43"/>
+    <w:lsdException w:name="Plain Table 4" w:uiPriority="44"/>
+    <w:lsdException w:name="Plain Table 5" w:uiPriority="45"/>
+    <w:lsdException w:name="Grid Table Light" w:uiPriority="40"/>
+    <w:lsdException w:name="Grid Table 1 Light" w:uiPriority="46"/>
+    <w:lsdException w:name="Grid Table 2" w:uiPriority="47"/>
+    <w:lsdException w:name="Grid Table 3" w:uiPriority="48"/>
+    <w:lsdException w:name="Grid Table 4" w:uiPriority="49"/>
+    <w:lsdException w:name="Grid Table 5 Dark" w:uiPriority="50"/>
+    <w:lsdException w:name="Grid Table 6 Colorful" w:uiPriority="51"/>
+    <w:lsdException w:name="Grid Table 7 Colorful" w:uiPriority="52"/>
+    <w:lsdException w:name="Grid Table 1 Light Accent 1" w:uiPriority="46"/>
+    <w:lsdException w:name="Grid Table 2 Accent 1" w:uiPriority="47"/>
+    <w:lsdException w:name="Grid Table 3 Accent 1" w:uiPriority="48"/>
+    <w:lsdException w:name="Grid Table 4 Accent 1" w:uiPriority="49"/>
+    <w:lsdException w:name="Grid Table 5 Dark Accent 1" w:uiPriority="50"/>
+    <w:lsdException w:name="Grid Table 6 Colorful Accent 1" w:uiPriority="51"/>
+    <w:lsdException w:name="Grid Table 7 Colorful Accent 1" w:uiPriority="52"/>
+    <w:lsdException w:name="Grid Table 1 Light Accent 2" w:uiPriority="46"/>
+    <w:lsdException w:name="Grid Table 2 Accent 2" w:uiPriority="47"/>
+    <w:lsdException w:name="Grid Table 3 Accent 2" w:uiPriority="48"/>
+    <w:lsdException w:name="Grid Table 4 Accent 2" w:uiPriority="49"/>
+    <w:lsdException w:name="Grid Table 5 Dark Accent 2" w:uiPriority="50"/>
+    <w:lsdException w:name="Grid Table 6 Colorful Accent 2" w:uiPriority="51"/>
+    <w:lsdException w:name="Grid Table 7 Colorful Accent 2" w:uiPriority="52"/>
+    <w:lsdException w:name="Grid Table 1 Light Accent 3" w:uiPriority="46"/>
+    <w:lsdException w:name="Grid Table 2 Accent 3" w:uiPriority="47"/>
+    <w:lsdException w:name="Grid Table 3 Accent 3" w:uiPriority="48"/>
+    <w:lsdException w:name="Grid Table 4 Accent 3" w:uiPriority="49"/>
+    <w:lsdException w:name="Grid Table 5 Dark Accent 3" w:uiPriority="50"/>
+    <w:lsdException w:name="Grid Table 6 Colorful Accent 3" w:uiPriority="51"/>
+    <w:lsdException w:name="Grid Table 7 Colorful Accent 3" w:uiPriority="52"/>
+    <w:lsdException w:name="Grid Table 1 Light Accent 4" w:uiPriority="46"/>
+    <w:lsdException w:name="Grid Table 2 Accent 4" w:uiPriority="47"/>
+    <w:lsdException w:name="Grid Table 3 Accent 4" w:uiPriority="48"/>
+    <w:lsdException w:name="Grid Table 4 Accent 4" w:uiPriority="49"/>
+    <w:lsdException w:name="Grid Table 5 Dark Accent 4" w:uiPriority="50"/>
+    <w:lsdException w:name="Grid Table 6 Colorful Accent 4" w:uiPriority="51"/>
+    <w:lsdException w:name="Grid Table 7 Colorful Accent 4" w:uiPriority="52"/>
+    <w:lsdException w:name="Grid Table 1 Light Accent 5" w:uiPriority="46"/>
+    <w:lsdException w:name="Grid Table 2 Accent 5" w:uiPriority="47"/>
+    <w:lsdException w:name="Grid Table 3 Accent 5" w:uiPriority="48"/>
+    <w:lsdException w:name="Grid Table 4 Accent 5" w:uiPriority="49"/>
+    <w:lsdException w:name="Grid Table 5 Dark Accent 5" w:uiPriority="50"/>
+    <w:lsdException w:name="Grid Table 6 Colorful Accent 5" w:uiPriority="51"/>
+    <w:lsdException w:name="Grid Table 7 Colorful Accent 5" w:uiPriority="52"/>
+    <w:lsdException w:name="Grid Table 1 Light Accent 6" w:uiPriority="46"/>
+    <w:lsdException w:name="Grid Table 2 Accent 6" w:uiPriority="47"/>
+    <w:lsdException w:name="Grid Table 3 Accent 6" w:uiPriority="48"/>
+    <w:lsdException w:name="Grid Table 4 Accent 6" w:uiPriority="49"/>
+    <w:lsdException w:name="Grid Table 5 Dark Accent 6" w:uiPriority="50"/>
+    <w:lsdException w:name="Grid Table 6 Colorful Accent 6" w:uiPriority="51"/>
+    <w:lsdException w:name="Grid Table 7 Colorful Accent 6" w:uiPriority="52"/>
+    <w:lsdException w:name="List Table 1 Light" w:uiPriority="46"/>
+    <w:lsdException w:name="List Table 2" w:uiPriority="47"/>
+    <w:lsdException w:name="List Table 3" w:uiPriority="48"/>
+    <w:lsdException w:name="List Table 4" w:uiPriority="49"/>
+    <w:lsdException w:name="List Table 5 Dark" w:uiPriority="50"/>
+    <w:lsdException w:name="List Table 6 Colorful" w:uiPriority="51"/>
+    <w:lsdException w:name="List Table 7 Colorful" w:uiPriority="52"/>
+    <w:lsdException w:name="List Table 1 Light Accent 1" w:uiPriority="46"/>
+    <w:lsdException w:name="List Table 2 Accent 1" w:uiPriority="47"/>
+    <w:lsdException w:name="List Table 3 Accent 1" w:uiPriority="48"/>
+    <w:lsdException w:name="List Table 4 Accent 1" w:uiPriority="49"/>
+    <w:lsdException w:name="List Table 5 Dark Accent 1" w:uiPriority="50"/>
+    <w:lsdException w:name="List Table 6 Colorful Accent 1" w:uiPriority="51"/>
+    <w:lsdException w:name="List Table 7 Colorful Accent 1" w:uiPriority="52"/>
+    <w:lsdException w:name="List Table 1 Light Accent 2" w:uiPriority="46"/>
+    <w:lsdException w:name="List Table 2 Accent 2" w:uiPriority="47"/>
+    <w:lsdException w:name="List Table 3 Accent 2" w:uiPriority="48"/>
+    <w:lsdException w:name="List Table 4 Accent 2" w:uiPriority="49"/>
+    <w:lsdException w:name="List Table 5 Dark Accent 2" w:uiPriority="50"/>
+    <w:lsdException w:name="List Table 6 Colorful Accent 2" w:uiPriority="51"/>
+    <w:lsdException w:name="List Table 7 Colorful Accent 2" w:uiPriority="52"/>
+    <w:lsdException w:name="List Table 1 Light Accent 3" w:uiPriority="46"/>
+    <w:lsdException w:name="List Table 2 Accent 3" w:uiPriority="47"/>
+    <w:lsdException w:name="List Table 3 Accent 3" w:uiPriority="48"/>
+    <w:lsdException w:name="List Table 4 Accent 3" w:uiPriority="49"/>
+    <w:lsdException w:name="List Table 5 Dark Accent 3" w:uiPriority="50"/>
+    <w:lsdException w:name="List Table 6 Colorful Accent 3" w:uiPriority="51"/>
+    <w:lsdException w:name="List Table 7 Colorful Accent 3" w:uiPriority="52"/>
+    <w:lsdException w:name="List Table 1 Light Accent 4" w:uiPriority="46"/>
+    <w:lsdException w:name="List Table 2 Accent 4" w:uiPriority="47"/>
+    <w:lsdException w:name="List Table 3 Accent 4" w:uiPriority="48"/>
+    <w:lsdException w:name="List Table 4 Accent 4" w:uiPriority="49"/>
+    <w:lsdException w:name="List Table 5 Dark Accent 4" w:uiPriority="50"/>
+    <w:lsdException w:name="List Table 6 Colorful Accent 4" w:uiPriority="51"/>
+    <w:lsdException w:name="List Table 7 Colorful Accent 4" w:uiPriority="52"/>
+    <w:lsdException w:name="List Table 1 Light Accent 5" w:uiPriority="46"/>
+    <w:lsdException w:name="List Table 2 Accent 5" w:uiPriority="47"/>
+    <w:lsdException w:name="List Table 3 Accent 5" w:uiPriority="48"/>
+    <w:lsdException w:name="List Table 4 Accent 5" w:uiPriority="49"/>
+    <w:lsdException w:name="List Table 5 Dark Accent 5" w:uiPriority="50"/>
+    <w:lsdException w:name="List Table 6 Colorful Accent 5" w:uiPriority="51"/>
+    <w:lsdException w:name="List Table 7 Colorful Accent 5" w:uiPriority="52"/>
+    <w:lsdException w:name="List Table 1 Light Accent 6" w:uiPriority="46"/>
+    <w:lsdException w:name="List Table 2 Accent 6" w:uiPriority="47"/>
+    <w:lsdException w:name="List Table 3 Accent 6" w:uiPriority="48"/>
+    <w:lsdException w:name="List Table 4 Accent 6" w:uiPriority="49"/>
+    <w:lsdException w:name="List Table 5 Dark Accent 6" w:uiPriority="50"/>
+    <w:lsdException w:name="List Table 6 Colorful Accent 6" w:uiPriority="51"/>
+    <w:lsdException w:name="List Table 7 Colorful Accent 6" w:uiPriority="52"/>
+    <w:lsdException w:name="Mention" w:semiHidden="1" w:unhideWhenUsed="1"/>
+    <w:lsdException w:name="Smart Hyperlink" w:semiHidden="1" w:unhideWhenUsed="1"/>
+    <w:lsdException w:name="Hashtag" w:semiHidden="1" w:unhideWhenUsed="1"/>
+    <w:lsdException w:name="Unresolved Mention" w:semiHidden="1" w:unhideWhenUsed="1"/>
+    <w:lsdException w:name="Smart Link" w:semiHidden="1" w:unhideWhenUsed="1"/>
   </w:latentStyles>
-  <w:style w:type="paragraph" w:default="1" w:styleId="1">
+  <w:style w:type="paragraph" w:default="1" w:styleId="a">
     <w:name w:val="Normal"/>
     <w:qFormat/>
-    <w:uiPriority w:val="0"/>
+    <w:rsid w:val="00EF4E71"/>
     <w:pPr>
-      <w:spacing w:line="240" w:lineRule="auto"/>
       <w:jc w:val="both"/>
     </w:pPr>
     <w:rPr>
-      <w:rFonts w:ascii="Arial" w:hAnsi="Arial" w:eastAsia="Songti SC" w:cstheme="minorBidi"/>
+      <w:rFonts w:ascii="Times New Roman" w:eastAsia="宋体" w:hAnsi="Times New Roman"/>
       <w:sz w:val="24"/>
       <w:szCs w:val="24"/>
-      <w:lang w:val="en-US" w:eastAsia="en-US" w:bidi="ar-SA"/>
-    </w:rPr>
-  </w:style>
-  <w:style w:type="paragraph" w:styleId="2">
+      <w:lang w:eastAsia="en-US"/>
+    </w:rPr>
+  </w:style>
+  <w:style w:type="paragraph" w:styleId="1">
     <w:name w:val="heading 1"/>
-    <w:basedOn w:val="1"/>
-    <w:next w:val="1"/>
-    <w:link w:val="16"/>
+    <w:basedOn w:val="a"/>
+    <w:next w:val="a"/>
+    <w:link w:val="10"/>
+    <w:uiPriority w:val="9"/>
     <w:qFormat/>
-    <w:uiPriority w:val="9"/>
+    <w:rsid w:val="00EF4E71"/>
     <w:pPr>
       <w:keepNext/>
       <w:keepLines/>
-      <w:numPr>
-        <w:ilvl w:val="0"/>
-        <w:numId w:val="0"/>
-      </w:numPr>
       <w:pBdr>
-        <w:bottom w:val="single" w:color="auto" w:sz="4" w:space="1"/>
+        <w:bottom w:val="single" w:sz="4" w:space="1" w:color="auto"/>
       </w:pBdr>
       <w:spacing w:before="480"/>
       <w:ind w:left="360" w:hanging="360"/>
@@ -472,22 +919,17 @@
       <w:szCs w:val="32"/>
     </w:rPr>
   </w:style>
-  <w:style w:type="paragraph" w:styleId="3">
+  <w:style w:type="paragraph" w:styleId="2">
     <w:name w:val="heading 2"/>
-    <w:basedOn w:val="1"/>
-    <w:next w:val="1"/>
-    <w:link w:val="17"/>
-    <w:semiHidden/>
+    <w:basedOn w:val="a"/>
+    <w:next w:val="a"/>
+    <w:link w:val="20"/>
+    <w:uiPriority w:val="9"/>
     <w:unhideWhenUsed/>
     <w:qFormat/>
-    <w:uiPriority w:val="9"/>
     <w:pPr>
       <w:keepNext/>
       <w:keepLines/>
-      <w:numPr>
-        <w:ilvl w:val="1"/>
-        <w:numId w:val="0"/>
-      </w:numPr>
       <w:spacing w:before="200"/>
       <w:outlineLvl w:val="1"/>
     </w:pPr>
@@ -499,22 +941,17 @@
       <w:szCs w:val="26"/>
     </w:rPr>
   </w:style>
-  <w:style w:type="paragraph" w:styleId="4">
+  <w:style w:type="paragraph" w:styleId="3">
     <w:name w:val="heading 3"/>
-    <w:basedOn w:val="1"/>
-    <w:next w:val="1"/>
-    <w:link w:val="18"/>
-    <w:semiHidden/>
+    <w:basedOn w:val="a"/>
+    <w:next w:val="a"/>
+    <w:link w:val="30"/>
+    <w:uiPriority w:val="9"/>
     <w:unhideWhenUsed/>
     <w:qFormat/>
-    <w:uiPriority w:val="9"/>
     <w:pPr>
       <w:keepNext/>
       <w:keepLines/>
-      <w:numPr>
-        <w:ilvl w:val="2"/>
-        <w:numId w:val="0"/>
-      </w:numPr>
       <w:spacing w:before="200"/>
       <w:outlineLvl w:val="2"/>
     </w:pPr>
@@ -525,38 +962,39 @@
       <w:sz w:val="32"/>
     </w:rPr>
   </w:style>
-  <w:style w:type="paragraph" w:styleId="5">
+  <w:style w:type="paragraph" w:styleId="4">
     <w:name w:val="heading 4"/>
-    <w:basedOn w:val="1"/>
-    <w:next w:val="1"/>
+    <w:basedOn w:val="a"/>
+    <w:next w:val="a"/>
+    <w:uiPriority w:val="9"/>
     <w:semiHidden/>
     <w:unhideWhenUsed/>
     <w:qFormat/>
-    <w:uiPriority w:val="9"/>
     <w:pPr>
       <w:keepNext/>
       <w:keepLines/>
-      <w:spacing w:before="280" w:beforeLines="0" w:beforeAutospacing="0" w:after="290" w:afterLines="0" w:afterAutospacing="0" w:line="372" w:lineRule="auto"/>
+      <w:spacing w:before="280" w:after="290" w:line="372" w:lineRule="auto"/>
       <w:outlineLvl w:val="3"/>
     </w:pPr>
     <w:rPr>
-      <w:rFonts w:ascii="Arial" w:hAnsi="Arial" w:eastAsia="SimHei"/>
+      <w:rFonts w:eastAsia="黑体"/>
       <w:b/>
       <w:sz w:val="28"/>
     </w:rPr>
   </w:style>
-  <w:style w:type="character" w:default="1" w:styleId="12">
+  <w:style w:type="character" w:default="1" w:styleId="a0">
     <w:name w:val="Default Paragraph Font"/>
+    <w:uiPriority w:val="1"/>
     <w:semiHidden/>
     <w:unhideWhenUsed/>
-    <w:uiPriority w:val="1"/>
-  </w:style>
-  <w:style w:type="table" w:default="1" w:styleId="9">
+  </w:style>
+  <w:style w:type="table" w:default="1" w:styleId="a1">
     <w:name w:val="Normal Table"/>
+    <w:uiPriority w:val="99"/>
     <w:semiHidden/>
     <w:unhideWhenUsed/>
-    <w:uiPriority w:val="99"/>
     <w:tblPr>
+      <w:tblInd w:w="0" w:type="dxa"/>
       <w:tblCellMar>
         <w:top w:w="0" w:type="dxa"/>
         <w:left w:w="108" w:type="dxa"/>
@@ -565,54 +1003,125 @@
       </w:tblCellMar>
     </w:tblPr>
   </w:style>
-  <w:style w:type="paragraph" w:styleId="6">
-    <w:name w:val="Balloon Text"/>
-    <w:basedOn w:val="1"/>
-    <w:link w:val="21"/>
+  <w:style w:type="numbering" w:default="1" w:styleId="a2">
+    <w:name w:val="No List"/>
+    <w:uiPriority w:val="99"/>
     <w:semiHidden/>
     <w:unhideWhenUsed/>
+  </w:style>
+  <w:style w:type="paragraph" w:styleId="a3">
+    <w:name w:val="annotation text"/>
+    <w:basedOn w:val="a"/>
+    <w:link w:val="a4"/>
     <w:uiPriority w:val="99"/>
+    <w:semiHidden/>
+    <w:unhideWhenUsed/>
+    <w:pPr>
+      <w:jc w:val="left"/>
+    </w:pPr>
+  </w:style>
+  <w:style w:type="paragraph" w:styleId="a5">
+    <w:name w:val="Balloon Text"/>
+    <w:basedOn w:val="a"/>
+    <w:link w:val="a6"/>
+    <w:uiPriority w:val="99"/>
+    <w:semiHidden/>
+    <w:unhideWhenUsed/>
     <w:rPr>
       <w:rFonts w:ascii="Lucida Grande" w:hAnsi="Lucida Grande"/>
       <w:sz w:val="18"/>
       <w:szCs w:val="18"/>
     </w:rPr>
   </w:style>
-  <w:style w:type="paragraph" w:styleId="7">
+  <w:style w:type="paragraph" w:styleId="a7">
+    <w:name w:val="footer"/>
+    <w:basedOn w:val="a"/>
+    <w:link w:val="a8"/>
+    <w:uiPriority w:val="99"/>
+    <w:unhideWhenUsed/>
+    <w:pPr>
+      <w:tabs>
+        <w:tab w:val="center" w:pos="4153"/>
+        <w:tab w:val="right" w:pos="8306"/>
+      </w:tabs>
+      <w:snapToGrid w:val="0"/>
+      <w:jc w:val="left"/>
+    </w:pPr>
+    <w:rPr>
+      <w:sz w:val="18"/>
+      <w:szCs w:val="18"/>
+    </w:rPr>
+  </w:style>
+  <w:style w:type="paragraph" w:styleId="a9">
+    <w:name w:val="header"/>
+    <w:basedOn w:val="a"/>
+    <w:link w:val="aa"/>
+    <w:uiPriority w:val="99"/>
+    <w:unhideWhenUsed/>
+    <w:pPr>
+      <w:pBdr>
+        <w:bottom w:val="single" w:sz="6" w:space="1" w:color="auto"/>
+      </w:pBdr>
+      <w:tabs>
+        <w:tab w:val="center" w:pos="4153"/>
+        <w:tab w:val="right" w:pos="8306"/>
+      </w:tabs>
+      <w:snapToGrid w:val="0"/>
+      <w:jc w:val="center"/>
+    </w:pPr>
+    <w:rPr>
+      <w:sz w:val="18"/>
+      <w:szCs w:val="18"/>
+    </w:rPr>
+  </w:style>
+  <w:style w:type="paragraph" w:styleId="TOC1">
     <w:name w:val="toc 1"/>
-    <w:basedOn w:val="1"/>
-    <w:next w:val="1"/>
+    <w:basedOn w:val="a"/>
+    <w:next w:val="a"/>
+    <w:uiPriority w:val="39"/>
     <w:unhideWhenUsed/>
-    <w:uiPriority w:val="39"/>
     <w:pPr>
       <w:spacing w:after="100"/>
     </w:pPr>
   </w:style>
-  <w:style w:type="paragraph" w:styleId="8">
+  <w:style w:type="paragraph" w:styleId="TOC2">
     <w:name w:val="toc 2"/>
-    <w:basedOn w:val="1"/>
-    <w:next w:val="1"/>
+    <w:basedOn w:val="a"/>
+    <w:next w:val="a"/>
+    <w:uiPriority w:val="39"/>
     <w:unhideWhenUsed/>
-    <w:uiPriority w:val="39"/>
     <w:pPr>
       <w:spacing w:after="100"/>
       <w:ind w:left="240"/>
     </w:pPr>
   </w:style>
-  <w:style w:type="table" w:styleId="10">
-    <w:name w:val="Table Professional"/>
-    <w:basedOn w:val="9"/>
+  <w:style w:type="paragraph" w:styleId="ab">
+    <w:name w:val="annotation subject"/>
+    <w:basedOn w:val="a3"/>
+    <w:next w:val="a3"/>
+    <w:link w:val="ac"/>
+    <w:uiPriority w:val="99"/>
     <w:semiHidden/>
     <w:unhideWhenUsed/>
+    <w:rPr>
+      <w:b/>
+      <w:bCs/>
+    </w:rPr>
+  </w:style>
+  <w:style w:type="table" w:styleId="ad">
+    <w:name w:val="Table Professional"/>
+    <w:basedOn w:val="a1"/>
     <w:uiPriority w:val="99"/>
+    <w:semiHidden/>
+    <w:unhideWhenUsed/>
     <w:tblPr>
       <w:tblBorders>
-        <w:top w:val="single" w:color="000000" w:sz="6" w:space="0"/>
-        <w:left w:val="single" w:color="000000" w:sz="6" w:space="0"/>
-        <w:bottom w:val="single" w:color="000000" w:sz="6" w:space="0"/>
-        <w:right w:val="single" w:color="000000" w:sz="6" w:space="0"/>
-        <w:insideH w:val="single" w:color="000000" w:sz="6" w:space="0"/>
-        <w:insideV w:val="single" w:color="000000" w:sz="6" w:space="0"/>
+        <w:top w:val="single" w:sz="6" w:space="0" w:color="000000"/>
+        <w:left w:val="single" w:sz="6" w:space="0" w:color="000000"/>
+        <w:bottom w:val="single" w:sz="6" w:space="0" w:color="000000"/>
+        <w:right w:val="single" w:sz="6" w:space="0" w:color="000000"/>
+        <w:insideH w:val="single" w:sz="6" w:space="0" w:color="000000"/>
+        <w:insideV w:val="single" w:sz="6" w:space="0" w:color="000000"/>
       </w:tblBorders>
     </w:tblPr>
     <w:tcPr>
@@ -630,16 +1139,16 @@
       </w:tcPr>
     </w:tblStylePr>
   </w:style>
-  <w:style w:type="table" w:styleId="11">
+  <w:style w:type="table" w:styleId="-2">
     <w:name w:val="Light List Accent 2"/>
-    <w:basedOn w:val="9"/>
+    <w:basedOn w:val="a1"/>
     <w:uiPriority w:val="61"/>
     <w:tblPr>
       <w:tblBorders>
-        <w:top w:val="single" w:color="C0504D" w:themeColor="accent2" w:sz="8" w:space="0"/>
-        <w:left w:val="single" w:color="C0504D" w:themeColor="accent2" w:sz="8" w:space="0"/>
-        <w:bottom w:val="single" w:color="C0504D" w:themeColor="accent2" w:sz="8" w:space="0"/>
-        <w:right w:val="single" w:color="C0504D" w:themeColor="accent2" w:sz="8" w:space="0"/>
+        <w:top w:val="single" w:sz="8" w:space="0" w:color="C0504D" w:themeColor="accent2"/>
+        <w:left w:val="single" w:sz="8" w:space="0" w:color="C0504D" w:themeColor="accent2"/>
+        <w:bottom w:val="single" w:sz="8" w:space="0" w:color="C0504D" w:themeColor="accent2"/>
+        <w:right w:val="single" w:sz="8" w:space="0" w:color="C0504D" w:themeColor="accent2"/>
       </w:tblBorders>
     </w:tblPr>
     <w:tblStylePr w:type="firstRow">
@@ -650,11 +1159,6 @@
         <w:b/>
         <w:bCs/>
         <w:color w:val="FFFFFF" w:themeColor="background1"/>
-        <w14:textFill>
-          <w14:solidFill>
-            <w14:schemeClr w14:val="bg1"/>
-          </w14:solidFill>
-        </w14:textFill>
       </w:rPr>
       <w:tblPr/>
       <w:tcPr>
@@ -672,10 +1176,10 @@
       <w:tblPr/>
       <w:tcPr>
         <w:tcBorders>
-          <w:top w:val="double" w:color="C0504D" w:themeColor="accent2" w:sz="6" w:space="0"/>
-          <w:left w:val="single" w:color="C0504D" w:themeColor="accent2" w:sz="8" w:space="0"/>
-          <w:bottom w:val="single" w:color="C0504D" w:themeColor="accent2" w:sz="8" w:space="0"/>
-          <w:right w:val="single" w:color="C0504D" w:themeColor="accent2" w:sz="8" w:space="0"/>
+          <w:top w:val="double" w:sz="6" w:space="0" w:color="C0504D" w:themeColor="accent2"/>
+          <w:left w:val="single" w:sz="8" w:space="0" w:color="C0504D" w:themeColor="accent2"/>
+          <w:bottom w:val="single" w:sz="8" w:space="0" w:color="C0504D" w:themeColor="accent2"/>
+          <w:right w:val="single" w:sz="8" w:space="0" w:color="C0504D" w:themeColor="accent2"/>
         </w:tcBorders>
       </w:tcPr>
     </w:tblStylePr>
@@ -695,10 +1199,10 @@
       <w:tblPr/>
       <w:tcPr>
         <w:tcBorders>
-          <w:top w:val="single" w:color="C0504D" w:themeColor="accent2" w:sz="8" w:space="0"/>
-          <w:left w:val="single" w:color="C0504D" w:themeColor="accent2" w:sz="8" w:space="0"/>
-          <w:bottom w:val="single" w:color="C0504D" w:themeColor="accent2" w:sz="8" w:space="0"/>
-          <w:right w:val="single" w:color="C0504D" w:themeColor="accent2" w:sz="8" w:space="0"/>
+          <w:top w:val="single" w:sz="8" w:space="0" w:color="C0504D" w:themeColor="accent2"/>
+          <w:left w:val="single" w:sz="8" w:space="0" w:color="C0504D" w:themeColor="accent2"/>
+          <w:bottom w:val="single" w:sz="8" w:space="0" w:color="C0504D" w:themeColor="accent2"/>
+          <w:right w:val="single" w:sz="8" w:space="0" w:color="C0504D" w:themeColor="accent2"/>
         </w:tcBorders>
       </w:tcPr>
     </w:tblStylePr>
@@ -706,38 +1210,52 @@
       <w:tblPr/>
       <w:tcPr>
         <w:tcBorders>
-          <w:top w:val="single" w:color="C0504D" w:themeColor="accent2" w:sz="8" w:space="0"/>
-          <w:left w:val="single" w:color="C0504D" w:themeColor="accent2" w:sz="8" w:space="0"/>
-          <w:bottom w:val="single" w:color="C0504D" w:themeColor="accent2" w:sz="8" w:space="0"/>
-          <w:right w:val="single" w:color="C0504D" w:themeColor="accent2" w:sz="8" w:space="0"/>
+          <w:top w:val="single" w:sz="8" w:space="0" w:color="C0504D" w:themeColor="accent2"/>
+          <w:left w:val="single" w:sz="8" w:space="0" w:color="C0504D" w:themeColor="accent2"/>
+          <w:bottom w:val="single" w:sz="8" w:space="0" w:color="C0504D" w:themeColor="accent2"/>
+          <w:right w:val="single" w:sz="8" w:space="0" w:color="C0504D" w:themeColor="accent2"/>
         </w:tcBorders>
       </w:tcPr>
     </w:tblStylePr>
   </w:style>
-  <w:style w:type="character" w:customStyle="1" w:styleId="13">
-    <w:name w:val="strong"/>
-    <w:basedOn w:val="12"/>
+  <w:style w:type="character" w:styleId="ae">
+    <w:name w:val="page number"/>
+    <w:basedOn w:val="a0"/>
+    <w:uiPriority w:val="99"/>
+    <w:semiHidden/>
+    <w:unhideWhenUsed/>
+  </w:style>
+  <w:style w:type="character" w:styleId="af">
+    <w:name w:val="annotation reference"/>
+    <w:basedOn w:val="a0"/>
+    <w:uiPriority w:val="99"/>
+    <w:semiHidden/>
+    <w:unhideWhenUsed/>
+    <w:rPr>
+      <w:sz w:val="21"/>
+      <w:szCs w:val="21"/>
+    </w:rPr>
+  </w:style>
+  <w:style w:type="character" w:customStyle="1" w:styleId="11">
+    <w:name w:val="要点1"/>
+    <w:basedOn w:val="a0"/>
+    <w:uiPriority w:val="1"/>
     <w:qFormat/>
-    <w:uiPriority w:val="1"/>
     <w:rPr>
       <w:b/>
     </w:rPr>
   </w:style>
-  <w:style w:type="paragraph" w:customStyle="1" w:styleId="14">
+  <w:style w:type="paragraph" w:customStyle="1" w:styleId="centered">
     <w:name w:val="centered"/>
-    <w:basedOn w:val="1"/>
+    <w:basedOn w:val="a"/>
     <w:qFormat/>
-    <w:uiPriority w:val="0"/>
     <w:pPr>
       <w:jc w:val="center"/>
     </w:pPr>
-    <w:rPr>
-      <w:rFonts w:ascii="Arial" w:hAnsi="Arial"/>
-    </w:rPr>
-  </w:style>
-  <w:style w:type="table" w:customStyle="1" w:styleId="15">
+  </w:style>
+  <w:style w:type="table" w:customStyle="1" w:styleId="tabletemplate">
     <w:name w:val="table_template"/>
-    <w:basedOn w:val="9"/>
+    <w:basedOn w:val="a1"/>
     <w:uiPriority w:val="59"/>
     <w:pPr>
       <w:jc w:val="right"/>
@@ -745,9 +1263,9 @@
     <w:tblPr>
       <w:jc w:val="center"/>
       <w:tblBorders>
-        <w:top w:val="single" w:color="auto" w:sz="8" w:space="0"/>
-        <w:bottom w:val="single" w:color="auto" w:sz="8" w:space="0"/>
-        <w:insideH w:val="single" w:color="auto" w:sz="8" w:space="0"/>
+        <w:top w:val="single" w:sz="8" w:space="0" w:color="auto"/>
+        <w:bottom w:val="single" w:sz="8" w:space="0" w:color="auto"/>
+        <w:insideH w:val="single" w:sz="8" w:space="0" w:color="auto"/>
       </w:tblBorders>
     </w:tblPr>
     <w:trPr>
@@ -757,11 +1275,12 @@
       <w:rPr>
         <w:b/>
       </w:rPr>
+      <w:tblPr/>
       <w:tcPr>
         <w:tcBorders>
           <w:top w:val="nil"/>
           <w:left w:val="nil"/>
-          <w:bottom w:val="single" w:color="auto" w:sz="18" w:space="0"/>
+          <w:bottom w:val="single" w:sz="18" w:space="0" w:color="auto"/>
           <w:right w:val="nil"/>
           <w:insideH w:val="nil"/>
           <w:insideV w:val="nil"/>
@@ -771,51 +1290,50 @@
       </w:tcPr>
     </w:tblStylePr>
   </w:style>
-  <w:style w:type="character" w:customStyle="1" w:styleId="16">
-    <w:name w:val="Titre 1 Car"/>
-    <w:basedOn w:val="12"/>
-    <w:link w:val="2"/>
+  <w:style w:type="character" w:customStyle="1" w:styleId="10">
+    <w:name w:val="标题 1 字符"/>
+    <w:basedOn w:val="a0"/>
+    <w:link w:val="1"/>
     <w:uiPriority w:val="9"/>
-    <w:rPr>
-      <w:rFonts w:ascii="Arial" w:hAnsi="Arial" w:eastAsiaTheme="majorEastAsia" w:cstheme="majorBidi"/>
+    <w:rsid w:val="00EF4E71"/>
+    <w:rPr>
+      <w:rFonts w:ascii="Times New Roman" w:eastAsiaTheme="majorEastAsia" w:hAnsi="Times New Roman" w:cstheme="majorBidi"/>
       <w:b/>
       <w:bCs/>
       <w:sz w:val="44"/>
       <w:szCs w:val="32"/>
-    </w:rPr>
-  </w:style>
-  <w:style w:type="character" w:customStyle="1" w:styleId="17">
-    <w:name w:val="Titre 2 Car"/>
-    <w:basedOn w:val="12"/>
-    <w:link w:val="3"/>
-    <w:semiHidden/>
+      <w:lang w:eastAsia="en-US"/>
+    </w:rPr>
+  </w:style>
+  <w:style w:type="character" w:customStyle="1" w:styleId="20">
+    <w:name w:val="标题 2 字符"/>
+    <w:basedOn w:val="a0"/>
+    <w:link w:val="2"/>
     <w:uiPriority w:val="9"/>
     <w:rPr>
-      <w:rFonts w:ascii="Arial" w:hAnsi="Arial" w:eastAsiaTheme="majorEastAsia" w:cstheme="majorBidi"/>
+      <w:rFonts w:ascii="Arial" w:eastAsiaTheme="majorEastAsia" w:hAnsi="Arial" w:cstheme="majorBidi"/>
       <w:b/>
       <w:bCs/>
       <w:sz w:val="36"/>
       <w:szCs w:val="26"/>
     </w:rPr>
   </w:style>
-  <w:style w:type="character" w:customStyle="1" w:styleId="18">
-    <w:name w:val="Titre 3 Car"/>
-    <w:basedOn w:val="12"/>
-    <w:link w:val="4"/>
-    <w:semiHidden/>
+  <w:style w:type="character" w:customStyle="1" w:styleId="30">
+    <w:name w:val="标题 3 字符"/>
+    <w:basedOn w:val="a0"/>
+    <w:link w:val="3"/>
     <w:uiPriority w:val="9"/>
     <w:rPr>
-      <w:rFonts w:ascii="Arial" w:hAnsi="Arial" w:eastAsiaTheme="majorEastAsia" w:cstheme="majorBidi"/>
+      <w:rFonts w:ascii="Arial" w:eastAsiaTheme="majorEastAsia" w:hAnsi="Arial" w:cstheme="majorBidi"/>
       <w:b/>
       <w:bCs/>
       <w:sz w:val="32"/>
     </w:rPr>
   </w:style>
-  <w:style w:type="paragraph" w:customStyle="1" w:styleId="19">
+  <w:style w:type="paragraph" w:customStyle="1" w:styleId="ImageCaption">
     <w:name w:val="Image Caption"/>
-    <w:basedOn w:val="1"/>
+    <w:basedOn w:val="a"/>
     <w:qFormat/>
-    <w:uiPriority w:val="0"/>
     <w:pPr>
       <w:jc w:val="center"/>
     </w:pPr>
@@ -824,43 +1342,175 @@
       <w:i/>
     </w:rPr>
   </w:style>
-  <w:style w:type="paragraph" w:customStyle="1" w:styleId="20">
+  <w:style w:type="paragraph" w:customStyle="1" w:styleId="TableCaption">
     <w:name w:val="Table Caption"/>
-    <w:basedOn w:val="19"/>
+    <w:basedOn w:val="ImageCaption"/>
     <w:qFormat/>
-    <w:uiPriority w:val="0"/>
-  </w:style>
-  <w:style w:type="character" w:customStyle="1" w:styleId="21">
-    <w:name w:val="Texte de bulles Car"/>
-    <w:basedOn w:val="12"/>
-    <w:link w:val="6"/>
+  </w:style>
+  <w:style w:type="character" w:customStyle="1" w:styleId="a6">
+    <w:name w:val="批注框文本 字符"/>
+    <w:basedOn w:val="a0"/>
+    <w:link w:val="a5"/>
+    <w:uiPriority w:val="99"/>
     <w:semiHidden/>
-    <w:uiPriority w:val="99"/>
     <w:rPr>
       <w:rFonts w:ascii="Lucida Grande" w:hAnsi="Lucida Grande"/>
       <w:sz w:val="18"/>
       <w:szCs w:val="18"/>
     </w:rPr>
   </w:style>
-  <w:style w:type="character" w:customStyle="1" w:styleId="22">
+  <w:style w:type="character" w:customStyle="1" w:styleId="referenceid">
     <w:name w:val="reference_id"/>
-    <w:basedOn w:val="12"/>
+    <w:basedOn w:val="a0"/>
     <w:uiPriority w:val="1"/>
     <w:rPr>
       <w:vertAlign w:val="superscript"/>
     </w:rPr>
   </w:style>
-  <w:style w:type="paragraph" w:customStyle="1" w:styleId="23">
+  <w:style w:type="paragraph" w:customStyle="1" w:styleId="graphictitle">
     <w:name w:val="graphic title"/>
-    <w:basedOn w:val="19"/>
-    <w:next w:val="1"/>
-    <w:uiPriority w:val="0"/>
-  </w:style>
-  <w:style w:type="paragraph" w:customStyle="1" w:styleId="24">
+    <w:basedOn w:val="ImageCaption"/>
+    <w:next w:val="a"/>
+  </w:style>
+  <w:style w:type="paragraph" w:customStyle="1" w:styleId="tabletitle">
     <w:name w:val="table title"/>
-    <w:basedOn w:val="20"/>
-    <w:next w:val="1"/>
-    <w:uiPriority w:val="0"/>
+    <w:basedOn w:val="TableCaption"/>
+    <w:next w:val="a"/>
+  </w:style>
+  <w:style w:type="character" w:customStyle="1" w:styleId="aa">
+    <w:name w:val="页眉 字符"/>
+    <w:basedOn w:val="a0"/>
+    <w:link w:val="a9"/>
+    <w:uiPriority w:val="99"/>
+    <w:rPr>
+      <w:rFonts w:ascii="Arial" w:eastAsia="Songti SC" w:hAnsi="Arial"/>
+      <w:sz w:val="18"/>
+      <w:szCs w:val="18"/>
+      <w:lang w:eastAsia="en-US"/>
+    </w:rPr>
+  </w:style>
+  <w:style w:type="character" w:customStyle="1" w:styleId="a8">
+    <w:name w:val="页脚 字符"/>
+    <w:basedOn w:val="a0"/>
+    <w:link w:val="a7"/>
+    <w:uiPriority w:val="99"/>
+    <w:rPr>
+      <w:rFonts w:ascii="Arial" w:eastAsia="Songti SC" w:hAnsi="Arial"/>
+      <w:sz w:val="18"/>
+      <w:szCs w:val="18"/>
+      <w:lang w:eastAsia="en-US"/>
+    </w:rPr>
+  </w:style>
+  <w:style w:type="character" w:customStyle="1" w:styleId="a4">
+    <w:name w:val="批注文字 字符"/>
+    <w:basedOn w:val="a0"/>
+    <w:link w:val="a3"/>
+    <w:uiPriority w:val="99"/>
+    <w:semiHidden/>
+    <w:rPr>
+      <w:rFonts w:ascii="Arial" w:eastAsia="Songti SC" w:hAnsi="Arial"/>
+      <w:sz w:val="24"/>
+      <w:szCs w:val="24"/>
+      <w:lang w:eastAsia="en-US"/>
+    </w:rPr>
+  </w:style>
+  <w:style w:type="character" w:customStyle="1" w:styleId="ac">
+    <w:name w:val="批注主题 字符"/>
+    <w:basedOn w:val="a4"/>
+    <w:link w:val="ab"/>
+    <w:uiPriority w:val="99"/>
+    <w:semiHidden/>
+    <w:rPr>
+      <w:rFonts w:ascii="Arial" w:eastAsia="Songti SC" w:hAnsi="Arial"/>
+      <w:b/>
+      <w:bCs/>
+      <w:sz w:val="24"/>
+      <w:szCs w:val="24"/>
+      <w:lang w:eastAsia="en-US"/>
+    </w:rPr>
+  </w:style>
+  <w:style w:type="paragraph" w:customStyle="1" w:styleId="12">
+    <w:name w:val="修订1"/>
+    <w:hidden/>
+    <w:uiPriority w:val="99"/>
+    <w:semiHidden/>
+    <w:rPr>
+      <w:rFonts w:ascii="Arial" w:eastAsia="Songti SC" w:hAnsi="Arial"/>
+      <w:sz w:val="24"/>
+      <w:szCs w:val="24"/>
+      <w:lang w:eastAsia="en-US"/>
+    </w:rPr>
+  </w:style>
+  <w:style w:type="paragraph" w:styleId="af0">
+    <w:name w:val="List Paragraph"/>
+    <w:basedOn w:val="a"/>
+    <w:uiPriority w:val="99"/>
+    <w:pPr>
+      <w:ind w:left="720"/>
+      <w:contextualSpacing/>
+    </w:pPr>
+  </w:style>
+  <w:style w:type="table" w:customStyle="1" w:styleId="ListTable6Colorful1">
+    <w:name w:val="List Table 6 Colorful1"/>
+    <w:basedOn w:val="a1"/>
+    <w:uiPriority w:val="51"/>
+    <w:rPr>
+      <w:color w:val="000000" w:themeColor="text1"/>
+    </w:rPr>
+    <w:tblPr>
+      <w:tblBorders>
+        <w:top w:val="single" w:sz="4" w:space="0" w:color="000000" w:themeColor="text1"/>
+        <w:bottom w:val="single" w:sz="4" w:space="0" w:color="000000" w:themeColor="text1"/>
+      </w:tblBorders>
+    </w:tblPr>
+    <w:tblStylePr w:type="firstRow">
+      <w:rPr>
+        <w:b/>
+        <w:bCs/>
+      </w:rPr>
+      <w:tblPr/>
+      <w:tcPr>
+        <w:tcBorders>
+          <w:bottom w:val="single" w:sz="4" w:space="0" w:color="000000" w:themeColor="text1"/>
+        </w:tcBorders>
+      </w:tcPr>
+    </w:tblStylePr>
+    <w:tblStylePr w:type="lastRow">
+      <w:rPr>
+        <w:b/>
+        <w:bCs/>
+      </w:rPr>
+      <w:tblPr/>
+      <w:tcPr>
+        <w:tcBorders>
+          <w:top w:val="double" w:sz="4" w:space="0" w:color="000000" w:themeColor="text1"/>
+        </w:tcBorders>
+      </w:tcPr>
+    </w:tblStylePr>
+    <w:tblStylePr w:type="firstCol">
+      <w:rPr>
+        <w:b/>
+        <w:bCs/>
+      </w:rPr>
+    </w:tblStylePr>
+    <w:tblStylePr w:type="lastCol">
+      <w:rPr>
+        <w:b/>
+        <w:bCs/>
+      </w:rPr>
+    </w:tblStylePr>
+    <w:tblStylePr w:type="band1Vert">
+      <w:tblPr/>
+      <w:tcPr>
+        <w:shd w:val="clear" w:color="auto" w:fill="CCCCCC" w:themeFill="text1" w:themeFillTint="33"/>
+      </w:tcPr>
+    </w:tblStylePr>
+    <w:tblStylePr w:type="band1Horz">
+      <w:tblPr/>
+      <w:tcPr>
+        <w:shd w:val="clear" w:color="auto" w:fill="CCCCCC" w:themeFill="text1" w:themeFillTint="33"/>
+      </w:tcPr>
+    </w:tblStylePr>
   </w:style>
 </w:styles>
 </file>
@@ -1181,5 +1831,6 @@
       </a:style>
     </a:lnDef>
   </a:objectDefaults>
+  <a:extraClrSchemeLst/>
 </a:theme>
 </file>
--- a/protqc/inst/extdata/quartet_template.docx
+++ b/protqc/inst/extdata/quartet_template.docx
@@ -927,6 +927,7 @@
     <w:uiPriority w:val="9"/>
     <w:unhideWhenUsed/>
     <w:qFormat/>
+    <w:rsid w:val="00A87EF8"/>
     <w:pPr>
       <w:keepNext/>
       <w:keepLines/>
@@ -937,7 +938,7 @@
       <w:rFonts w:eastAsiaTheme="majorEastAsia" w:cstheme="majorBidi"/>
       <w:b/>
       <w:bCs/>
-      <w:sz w:val="36"/>
+      <w:sz w:val="28"/>
       <w:szCs w:val="26"/>
     </w:rPr>
   </w:style>
@@ -949,6 +950,7 @@
     <w:uiPriority w:val="9"/>
     <w:unhideWhenUsed/>
     <w:qFormat/>
+    <w:rsid w:val="00A87EF8"/>
     <w:pPr>
       <w:keepNext/>
       <w:keepLines/>
@@ -959,7 +961,7 @@
       <w:rFonts w:eastAsiaTheme="majorEastAsia" w:cstheme="majorBidi"/>
       <w:b/>
       <w:bCs/>
-      <w:sz w:val="32"/>
+      <w:sz w:val="28"/>
     </w:rPr>
   </w:style>
   <w:style w:type="paragraph" w:styleId="4">
@@ -1310,12 +1312,14 @@
     <w:basedOn w:val="a0"/>
     <w:link w:val="2"/>
     <w:uiPriority w:val="9"/>
-    <w:rPr>
-      <w:rFonts w:ascii="Arial" w:eastAsiaTheme="majorEastAsia" w:hAnsi="Arial" w:cstheme="majorBidi"/>
+    <w:rsid w:val="00A87EF8"/>
+    <w:rPr>
+      <w:rFonts w:ascii="Times New Roman" w:eastAsiaTheme="majorEastAsia" w:hAnsi="Times New Roman" w:cstheme="majorBidi"/>
       <w:b/>
       <w:bCs/>
-      <w:sz w:val="36"/>
+      <w:sz w:val="28"/>
       <w:szCs w:val="26"/>
+      <w:lang w:eastAsia="en-US"/>
     </w:rPr>
   </w:style>
   <w:style w:type="character" w:customStyle="1" w:styleId="30">
@@ -1323,11 +1327,14 @@
     <w:basedOn w:val="a0"/>
     <w:link w:val="3"/>
     <w:uiPriority w:val="9"/>
-    <w:rPr>
-      <w:rFonts w:ascii="Arial" w:eastAsiaTheme="majorEastAsia" w:hAnsi="Arial" w:cstheme="majorBidi"/>
+    <w:rsid w:val="00A87EF8"/>
+    <w:rPr>
+      <w:rFonts w:ascii="Times New Roman" w:eastAsiaTheme="majorEastAsia" w:hAnsi="Times New Roman" w:cstheme="majorBidi"/>
       <w:b/>
       <w:bCs/>
-      <w:sz w:val="32"/>
+      <w:sz w:val="28"/>
+      <w:szCs w:val="24"/>
+      <w:lang w:eastAsia="en-US"/>
     </w:rPr>
   </w:style>
   <w:style w:type="paragraph" w:customStyle="1" w:styleId="ImageCaption">
